--- a/mode_docx_gen/pmi_ka/template.docx
+++ b/mode_docx_gen/pmi_ka/template.docx
@@ -454,7 +454,7 @@
       <w:r>
         <w:fldChar w:fldCharType="separate"/>
       </w:r>
-      <w:hyperlink w:anchor="_Toc198735202" w:history="1">
+      <w:hyperlink w:anchor="_Toc201995456" w:history="1">
         <w:r>
           <w:rPr>
             <w:rStyle w:val="af4"/>
@@ -498,7 +498,7 @@
             <w:noProof/>
             <w:webHidden/>
           </w:rPr>
-          <w:instrText xml:space="preserve"> PAGEREF _Toc198735202 \h </w:instrText>
+          <w:instrText xml:space="preserve"> PAGEREF _Toc201995456 \h </w:instrText>
         </w:r>
         <w:r>
           <w:rPr>
@@ -540,7 +540,7 @@
           <w:lang w:val="en-US"/>
         </w:rPr>
       </w:pPr>
-      <w:hyperlink w:anchor="_Toc198735203" w:history="1">
+      <w:hyperlink w:anchor="_Toc201995457" w:history="1">
         <w:r>
           <w:rPr>
             <w:rStyle w:val="af4"/>
@@ -567,7 +567,7 @@
             <w:noProof/>
             <w:webHidden/>
           </w:rPr>
-          <w:instrText xml:space="preserve"> PAGEREF _Toc198735203 \h </w:instrText>
+          <w:instrText xml:space="preserve"> PAGEREF _Toc201995457 \h </w:instrText>
         </w:r>
         <w:r>
           <w:rPr>
@@ -609,7 +609,7 @@
           <w:lang w:val="en-US"/>
         </w:rPr>
       </w:pPr>
-      <w:hyperlink w:anchor="_Toc198735204" w:history="1">
+      <w:hyperlink w:anchor="_Toc201995458" w:history="1">
         <w:r>
           <w:rPr>
             <w:rStyle w:val="af4"/>
@@ -636,7 +636,7 @@
             <w:noProof/>
             <w:webHidden/>
           </w:rPr>
-          <w:instrText xml:space="preserve"> PAGEREF _Toc198735204 \h </w:instrText>
+          <w:instrText xml:space="preserve"> PAGEREF _Toc201995458 \h </w:instrText>
         </w:r>
         <w:r>
           <w:rPr>
@@ -678,7 +678,7 @@
           <w:lang w:val="en-US"/>
         </w:rPr>
       </w:pPr>
-      <w:hyperlink w:anchor="_Toc198735205" w:history="1">
+      <w:hyperlink w:anchor="_Toc201995459" w:history="1">
         <w:r>
           <w:rPr>
             <w:rStyle w:val="af4"/>
@@ -705,7 +705,7 @@
             <w:noProof/>
             <w:webHidden/>
           </w:rPr>
-          <w:instrText xml:space="preserve"> PAGEREF _Toc198735205 \h </w:instrText>
+          <w:instrText xml:space="preserve"> PAGEREF _Toc201995459 \h </w:instrText>
         </w:r>
         <w:r>
           <w:rPr>
@@ -747,7 +747,7 @@
           <w:lang w:val="en-US"/>
         </w:rPr>
       </w:pPr>
-      <w:hyperlink w:anchor="_Toc198735206" w:history="1">
+      <w:hyperlink w:anchor="_Toc201995460" w:history="1">
         <w:r>
           <w:rPr>
             <w:rStyle w:val="af4"/>
@@ -774,7 +774,7 @@
             <w:noProof/>
             <w:webHidden/>
           </w:rPr>
-          <w:instrText xml:space="preserve"> PAGEREF _Toc198735206 \h </w:instrText>
+          <w:instrText xml:space="preserve"> PAGEREF _Toc201995460 \h </w:instrText>
         </w:r>
         <w:r>
           <w:rPr>
@@ -816,7 +816,7 @@
           <w:lang w:val="en-US"/>
         </w:rPr>
       </w:pPr>
-      <w:hyperlink w:anchor="_Toc198735207" w:history="1">
+      <w:hyperlink w:anchor="_Toc201995461" w:history="1">
         <w:r>
           <w:rPr>
             <w:rStyle w:val="af4"/>
@@ -843,7 +843,7 @@
             <w:noProof/>
             <w:webHidden/>
           </w:rPr>
-          <w:instrText xml:space="preserve"> PAGEREF _Toc198735207 \h </w:instrText>
+          <w:instrText xml:space="preserve"> PAGEREF _Toc201995461 \h </w:instrText>
         </w:r>
         <w:r>
           <w:rPr>
@@ -885,7 +885,7 @@
           <w:lang w:val="en-US"/>
         </w:rPr>
       </w:pPr>
-      <w:hyperlink w:anchor="_Toc198735208" w:history="1">
+      <w:hyperlink w:anchor="_Toc201995462" w:history="1">
         <w:r>
           <w:rPr>
             <w:rStyle w:val="af4"/>
@@ -912,7 +912,7 @@
             <w:noProof/>
             <w:webHidden/>
           </w:rPr>
-          <w:instrText xml:space="preserve"> PAGEREF _Toc198735208 \h </w:instrText>
+          <w:instrText xml:space="preserve"> PAGEREF _Toc201995462 \h </w:instrText>
         </w:r>
         <w:r>
           <w:rPr>
@@ -954,7 +954,7 @@
           <w:lang w:val="en-US"/>
         </w:rPr>
       </w:pPr>
-      <w:hyperlink w:anchor="_Toc198735209" w:history="1">
+      <w:hyperlink w:anchor="_Toc201995463" w:history="1">
         <w:r>
           <w:rPr>
             <w:rStyle w:val="af4"/>
@@ -981,7 +981,7 @@
             <w:noProof/>
             <w:webHidden/>
           </w:rPr>
-          <w:instrText xml:space="preserve"> PAGEREF _Toc198735209 \h </w:instrText>
+          <w:instrText xml:space="preserve"> PAGEREF _Toc201995463 \h </w:instrText>
         </w:r>
         <w:r>
           <w:rPr>
@@ -1027,7 +1027,7 @@
           <w:lang w:val="en-US"/>
         </w:rPr>
       </w:pPr>
-      <w:hyperlink w:anchor="_Toc198735210" w:history="1">
+      <w:hyperlink w:anchor="_Toc201995464" w:history="1">
         <w:r>
           <w:rPr>
             <w:rStyle w:val="af4"/>
@@ -1071,7 +1071,7 @@
             <w:noProof/>
             <w:webHidden/>
           </w:rPr>
-          <w:instrText xml:space="preserve"> PAGEREF _Toc198735210 \h </w:instrText>
+          <w:instrText xml:space="preserve"> PAGEREF _Toc201995464 \h </w:instrText>
         </w:r>
         <w:r>
           <w:rPr>
@@ -1113,7 +1113,7 @@
           <w:lang w:val="en-US"/>
         </w:rPr>
       </w:pPr>
-      <w:hyperlink w:anchor="_Toc198735211" w:history="1">
+      <w:hyperlink w:anchor="_Toc201995465" w:history="1">
         <w:r>
           <w:rPr>
             <w:rStyle w:val="af4"/>
@@ -1140,7 +1140,7 @@
             <w:noProof/>
             <w:webHidden/>
           </w:rPr>
-          <w:instrText xml:space="preserve"> PAGEREF _Toc198735211 \h </w:instrText>
+          <w:instrText xml:space="preserve"> PAGEREF _Toc201995465 \h </w:instrText>
         </w:r>
         <w:r>
           <w:rPr>
@@ -1182,7 +1182,7 @@
           <w:lang w:val="en-US"/>
         </w:rPr>
       </w:pPr>
-      <w:hyperlink w:anchor="_Toc198735212" w:history="1">
+      <w:hyperlink w:anchor="_Toc201995466" w:history="1">
         <w:r>
           <w:rPr>
             <w:rStyle w:val="af4"/>
@@ -1209,7 +1209,7 @@
             <w:noProof/>
             <w:webHidden/>
           </w:rPr>
-          <w:instrText xml:space="preserve"> PAGEREF _Toc198735212 \h </w:instrText>
+          <w:instrText xml:space="preserve"> PAGEREF _Toc201995466 \h </w:instrText>
         </w:r>
         <w:r>
           <w:rPr>
@@ -1251,7 +1251,7 @@
           <w:lang w:val="en-US"/>
         </w:rPr>
       </w:pPr>
-      <w:hyperlink w:anchor="_Toc198735213" w:history="1">
+      <w:hyperlink w:anchor="_Toc201995467" w:history="1">
         <w:r>
           <w:rPr>
             <w:rStyle w:val="af4"/>
@@ -1278,7 +1278,7 @@
             <w:noProof/>
             <w:webHidden/>
           </w:rPr>
-          <w:instrText xml:space="preserve"> PAGEREF _Toc198735213 \h </w:instrText>
+          <w:instrText xml:space="preserve"> PAGEREF _Toc201995467 \h </w:instrText>
         </w:r>
         <w:r>
           <w:rPr>
@@ -1320,7 +1320,7 @@
           <w:lang w:val="en-US"/>
         </w:rPr>
       </w:pPr>
-      <w:hyperlink w:anchor="_Toc198735214" w:history="1">
+      <w:hyperlink w:anchor="_Toc201995468" w:history="1">
         <w:r>
           <w:rPr>
             <w:rStyle w:val="af4"/>
@@ -1347,7 +1347,7 @@
             <w:noProof/>
             <w:webHidden/>
           </w:rPr>
-          <w:instrText xml:space="preserve"> PAGEREF _Toc198735214 \h </w:instrText>
+          <w:instrText xml:space="preserve"> PAGEREF _Toc201995468 \h </w:instrText>
         </w:r>
         <w:r>
           <w:rPr>
@@ -1389,7 +1389,7 @@
           <w:lang w:val="en-US"/>
         </w:rPr>
       </w:pPr>
-      <w:hyperlink w:anchor="_Toc198735215" w:history="1">
+      <w:hyperlink w:anchor="_Toc201995469" w:history="1">
         <w:r>
           <w:rPr>
             <w:rStyle w:val="af4"/>
@@ -1416,7 +1416,7 @@
             <w:noProof/>
             <w:webHidden/>
           </w:rPr>
-          <w:instrText xml:space="preserve"> PAGEREF _Toc198735215 \h </w:instrText>
+          <w:instrText xml:space="preserve"> PAGEREF _Toc201995469 \h </w:instrText>
         </w:r>
         <w:r>
           <w:rPr>
@@ -1458,7 +1458,7 @@
           <w:lang w:val="en-US"/>
         </w:rPr>
       </w:pPr>
-      <w:hyperlink w:anchor="_Toc198735216" w:history="1">
+      <w:hyperlink w:anchor="_Toc201995470" w:history="1">
         <w:r>
           <w:rPr>
             <w:rStyle w:val="af4"/>
@@ -1485,7 +1485,7 @@
             <w:noProof/>
             <w:webHidden/>
           </w:rPr>
-          <w:instrText xml:space="preserve"> PAGEREF _Toc198735216 \h </w:instrText>
+          <w:instrText xml:space="preserve"> PAGEREF _Toc201995470 \h </w:instrText>
         </w:r>
         <w:r>
           <w:rPr>
@@ -1527,7 +1527,7 @@
           <w:lang w:val="en-US"/>
         </w:rPr>
       </w:pPr>
-      <w:hyperlink w:anchor="_Toc198735217" w:history="1">
+      <w:hyperlink w:anchor="_Toc201995471" w:history="1">
         <w:r>
           <w:rPr>
             <w:rStyle w:val="af4"/>
@@ -1554,7 +1554,7 @@
             <w:noProof/>
             <w:webHidden/>
           </w:rPr>
-          <w:instrText xml:space="preserve"> PAGEREF _Toc198735217 \h </w:instrText>
+          <w:instrText xml:space="preserve"> PAGEREF _Toc201995471 \h </w:instrText>
         </w:r>
         <w:r>
           <w:rPr>
@@ -1574,7 +1574,7 @@
             <w:noProof/>
             <w:webHidden/>
           </w:rPr>
-          <w:t>22</w:t>
+          <w:t>24</w:t>
         </w:r>
         <w:r>
           <w:rPr>
@@ -1596,7 +1596,7 @@
           <w:lang w:val="en-US"/>
         </w:rPr>
       </w:pPr>
-      <w:hyperlink w:anchor="_Toc198735218" w:history="1">
+      <w:hyperlink w:anchor="_Toc201995472" w:history="1">
         <w:r>
           <w:rPr>
             <w:rStyle w:val="af4"/>
@@ -1623,7 +1623,7 @@
             <w:noProof/>
             <w:webHidden/>
           </w:rPr>
-          <w:instrText xml:space="preserve"> PAGEREF _Toc198735218 \h </w:instrText>
+          <w:instrText xml:space="preserve"> PAGEREF _Toc201995472 \h </w:instrText>
         </w:r>
         <w:r>
           <w:rPr>
@@ -1643,7 +1643,7 @@
             <w:noProof/>
             <w:webHidden/>
           </w:rPr>
-          <w:t>31</w:t>
+          <w:t>35</w:t>
         </w:r>
         <w:r>
           <w:rPr>
@@ -1665,7 +1665,7 @@
           <w:lang w:val="en-US"/>
         </w:rPr>
       </w:pPr>
-      <w:hyperlink w:anchor="_Toc198735219" w:history="1">
+      <w:hyperlink w:anchor="_Toc201995473" w:history="1">
         <w:r>
           <w:rPr>
             <w:rStyle w:val="af4"/>
@@ -1692,7 +1692,7 @@
             <w:noProof/>
             <w:webHidden/>
           </w:rPr>
-          <w:instrText xml:space="preserve"> PAGEREF _Toc198735219 \h </w:instrText>
+          <w:instrText xml:space="preserve"> PAGEREF _Toc201995473 \h </w:instrText>
         </w:r>
         <w:r>
           <w:rPr>
@@ -1712,7 +1712,7 @@
             <w:noProof/>
             <w:webHidden/>
           </w:rPr>
-          <w:t>38</w:t>
+          <w:t>44</w:t>
         </w:r>
         <w:r>
           <w:rPr>
@@ -1738,7 +1738,7 @@
           <w:lang w:val="en-US"/>
         </w:rPr>
       </w:pPr>
-      <w:hyperlink w:anchor="_Toc198735220" w:history="1">
+      <w:hyperlink w:anchor="_Toc201995474" w:history="1">
         <w:r>
           <w:rPr>
             <w:rStyle w:val="af4"/>
@@ -1782,7 +1782,7 @@
             <w:noProof/>
             <w:webHidden/>
           </w:rPr>
-          <w:instrText xml:space="preserve"> PAGEREF _Toc198735220 \h </w:instrText>
+          <w:instrText xml:space="preserve"> PAGEREF _Toc201995474 \h </w:instrText>
         </w:r>
         <w:r>
           <w:rPr>
@@ -1802,7 +1802,7 @@
             <w:noProof/>
             <w:webHidden/>
           </w:rPr>
-          <w:t>46</w:t>
+          <w:t>52</w:t>
         </w:r>
         <w:r>
           <w:rPr>
@@ -1824,7 +1824,7 @@
           <w:lang w:val="en-US"/>
         </w:rPr>
       </w:pPr>
-      <w:hyperlink w:anchor="_Toc198735221" w:history="1">
+      <w:hyperlink w:anchor="_Toc201995475" w:history="1">
         <w:r>
           <w:rPr>
             <w:rStyle w:val="af4"/>
@@ -1851,7 +1851,7 @@
             <w:noProof/>
             <w:webHidden/>
           </w:rPr>
-          <w:instrText xml:space="preserve"> PAGEREF _Toc198735221 \h </w:instrText>
+          <w:instrText xml:space="preserve"> PAGEREF _Toc201995475 \h </w:instrText>
         </w:r>
         <w:r>
           <w:rPr>
@@ -1871,7 +1871,7 @@
             <w:noProof/>
             <w:webHidden/>
           </w:rPr>
-          <w:t>46</w:t>
+          <w:t>52</w:t>
         </w:r>
         <w:r>
           <w:rPr>
@@ -1893,7 +1893,7 @@
           <w:lang w:val="en-US"/>
         </w:rPr>
       </w:pPr>
-      <w:hyperlink w:anchor="_Toc198735222" w:history="1">
+      <w:hyperlink w:anchor="_Toc201995476" w:history="1">
         <w:r>
           <w:rPr>
             <w:rStyle w:val="af4"/>
@@ -1920,7 +1920,7 @@
             <w:noProof/>
             <w:webHidden/>
           </w:rPr>
-          <w:instrText xml:space="preserve"> PAGEREF _Toc198735222 \h </w:instrText>
+          <w:instrText xml:space="preserve"> PAGEREF _Toc201995476 \h </w:instrText>
         </w:r>
         <w:r>
           <w:rPr>
@@ -1940,7 +1940,7 @@
             <w:noProof/>
             <w:webHidden/>
           </w:rPr>
-          <w:t>46</w:t>
+          <w:t>52</w:t>
         </w:r>
         <w:r>
           <w:rPr>
@@ -1962,7 +1962,7 @@
           <w:lang w:val="en-US"/>
         </w:rPr>
       </w:pPr>
-      <w:hyperlink w:anchor="_Toc198735223" w:history="1">
+      <w:hyperlink w:anchor="_Toc201995477" w:history="1">
         <w:r>
           <w:rPr>
             <w:rStyle w:val="af4"/>
@@ -1989,7 +1989,7 @@
             <w:noProof/>
             <w:webHidden/>
           </w:rPr>
-          <w:instrText xml:space="preserve"> PAGEREF _Toc198735223 \h </w:instrText>
+          <w:instrText xml:space="preserve"> PAGEREF _Toc201995477 \h </w:instrText>
         </w:r>
         <w:r>
           <w:rPr>
@@ -2009,7 +2009,7 @@
             <w:noProof/>
             <w:webHidden/>
           </w:rPr>
-          <w:t>48</w:t>
+          <w:t>54</w:t>
         </w:r>
         <w:r>
           <w:rPr>
@@ -2031,7 +2031,7 @@
           <w:lang w:val="en-US"/>
         </w:rPr>
       </w:pPr>
-      <w:hyperlink w:anchor="_Toc198735224" w:history="1">
+      <w:hyperlink w:anchor="_Toc201995478" w:history="1">
         <w:r>
           <w:rPr>
             <w:rStyle w:val="af4"/>
@@ -2058,7 +2058,7 @@
             <w:noProof/>
             <w:webHidden/>
           </w:rPr>
-          <w:instrText xml:space="preserve"> PAGEREF _Toc198735224 \h </w:instrText>
+          <w:instrText xml:space="preserve"> PAGEREF _Toc201995478 \h </w:instrText>
         </w:r>
         <w:r>
           <w:rPr>
@@ -2078,7 +2078,7 @@
             <w:noProof/>
             <w:webHidden/>
           </w:rPr>
-          <w:t>49</w:t>
+          <w:t>55</w:t>
         </w:r>
         <w:r>
           <w:rPr>
@@ -2100,7 +2100,7 @@
           <w:lang w:val="en-US"/>
         </w:rPr>
       </w:pPr>
-      <w:hyperlink w:anchor="_Toc198735225" w:history="1">
+      <w:hyperlink w:anchor="_Toc201995479" w:history="1">
         <w:r>
           <w:rPr>
             <w:rStyle w:val="af4"/>
@@ -2127,7 +2127,7 @@
             <w:noProof/>
             <w:webHidden/>
           </w:rPr>
-          <w:instrText xml:space="preserve"> PAGEREF _Toc198735225 \h </w:instrText>
+          <w:instrText xml:space="preserve"> PAGEREF _Toc201995479 \h </w:instrText>
         </w:r>
         <w:r>
           <w:rPr>
@@ -2147,7 +2147,7 @@
             <w:noProof/>
             <w:webHidden/>
           </w:rPr>
-          <w:t>50</w:t>
+          <w:t>56</w:t>
         </w:r>
         <w:r>
           <w:rPr>
@@ -2208,7 +2208,7 @@
         <w:lastRenderedPageBreak/>
         <w:tab/>
       </w:r>
-      <w:bookmarkStart w:id="0" w:name="_Toc198735202"/>
+      <w:bookmarkStart w:id="0" w:name="_Toc201995456"/>
       <w:r>
         <w:t>ОБЩИЕ СВЕДЕНИЯ</w:t>
       </w:r>
@@ -2218,7 +2218,7 @@
       <w:pPr>
         <w:pStyle w:val="2"/>
       </w:pPr>
-      <w:bookmarkStart w:id="1" w:name="_Toc198735203"/>
+      <w:bookmarkStart w:id="1" w:name="_Toc201995457"/>
       <w:r>
         <w:t>Цель проведения испытаний</w:t>
       </w:r>
@@ -2248,7 +2248,7 @@
       <w:pPr>
         <w:pStyle w:val="2"/>
       </w:pPr>
-      <w:bookmarkStart w:id="2" w:name="_Toc198735204"/>
+      <w:bookmarkStart w:id="2" w:name="_Toc201995458"/>
       <w:r>
         <w:t>Место</w:t>
       </w:r>
@@ -2395,7 +2395,7 @@
       <w:pPr>
         <w:pStyle w:val="2"/>
       </w:pPr>
-      <w:bookmarkStart w:id="3" w:name="_Toc198735205"/>
+      <w:bookmarkStart w:id="3" w:name="_Toc201995459"/>
       <w:r>
         <w:t>Информация об объекте испытаний</w:t>
       </w:r>
@@ -2751,7 +2751,7 @@
       <w:pPr>
         <w:pStyle w:val="2"/>
       </w:pPr>
-      <w:bookmarkStart w:id="4" w:name="_Toc198735206"/>
+      <w:bookmarkStart w:id="4" w:name="_Toc201995460"/>
       <w:r>
         <w:t>Период проведения испытаний</w:t>
       </w:r>
@@ -2778,7 +2778,7 @@
       <w:pPr>
         <w:pStyle w:val="2"/>
       </w:pPr>
-      <w:bookmarkStart w:id="5" w:name="_Toc198735207"/>
+      <w:bookmarkStart w:id="5" w:name="_Toc201995461"/>
       <w:r>
         <w:t>Условия проведения испытаний и измерений</w:t>
       </w:r>
@@ -2796,7 +2796,7 @@
       <w:pPr>
         <w:pStyle w:val="2"/>
       </w:pPr>
-      <w:bookmarkStart w:id="6" w:name="_Toc198735208"/>
+      <w:bookmarkStart w:id="6" w:name="_Toc201995462"/>
       <w:r>
         <w:t>Нормативная документация</w:t>
       </w:r>
@@ -2844,7 +2844,7 @@
       <w:pPr>
         <w:pStyle w:val="2"/>
       </w:pPr>
-      <w:bookmarkStart w:id="7" w:name="_Toc198735209"/>
+      <w:bookmarkStart w:id="7" w:name="_Toc201995463"/>
       <w:r>
         <w:t>Перечень используемых средств измерений (СИ), испытательного оборудования (ИО) и вспомогательного оборудования (ВО)</w:t>
       </w:r>
@@ -4250,7 +4250,7 @@
       <w:pPr>
         <w:pStyle w:val="1"/>
       </w:pPr>
-      <w:bookmarkStart w:id="8" w:name="_Toc198735210"/>
+      <w:bookmarkStart w:id="8" w:name="_Toc201995464"/>
       <w:r>
         <w:lastRenderedPageBreak/>
         <w:t>ПРОГРАММА И МЕТОДИКИ ПРОВЕДЕНИЯ ИСПЫТАНИЙ</w:t>
@@ -4261,7 +4261,7 @@
       <w:pPr>
         <w:pStyle w:val="2"/>
       </w:pPr>
-      <w:bookmarkStart w:id="9" w:name="_Toc198735211"/>
+      <w:bookmarkStart w:id="9" w:name="_Toc201995465"/>
       <w:r>
         <w:t>Цел</w:t>
       </w:r>
@@ -4332,7 +4332,7 @@
       </w:pPr>
       <w:bookmarkStart w:id="10" w:name="_Toc198633114"/>
       <w:bookmarkStart w:id="11" w:name="_Toc198732865"/>
-      <w:bookmarkStart w:id="12" w:name="_Toc198735212"/>
+      <w:bookmarkStart w:id="12" w:name="_Toc201995466"/>
       <w:r>
         <w:t>Подключение испытатель</w:t>
       </w:r>
@@ -4462,10 +4462,10 @@
             <v:path o:extrusionok="f" gradientshapeok="t" o:connecttype="rect"/>
             <o:lock v:ext="edit" aspectratio="t"/>
           </v:shapetype>
-          <v:shape id="_x0000_i1025" type="#_x0000_t75" style="width:373.75pt;height:473.3pt" o:ole="">
+          <v:shape id="_x0000_i1025" type="#_x0000_t75" style="width:373.55pt;height:473.6pt" o:ole="">
             <v:imagedata r:id="rId10" o:title=""/>
           </v:shape>
-          <o:OLEObject Type="Embed" ProgID="Acrobat.Document.DC" ShapeID="_x0000_i1025" DrawAspect="Content" ObjectID="_1812607332" r:id="rId11"/>
+          <o:OLEObject Type="Embed" ProgID="Acrobat.Document.DC" ShapeID="_x0000_i1025" DrawAspect="Content" ObjectID="_1812974230" r:id="rId11"/>
         </w:object>
       </w:r>
     </w:p>
@@ -4512,10 +4512,10 @@
       </w:pPr>
       <w:r>
         <w:object w:dxaOrig="14235" w:dyaOrig="16485">
-          <v:shape id="_x0000_i1026" type="#_x0000_t75" style="width:380.65pt;height:440.75pt" o:ole="">
+          <v:shape id="_x0000_i1026" type="#_x0000_t75" style="width:380.55pt;height:440.9pt" o:ole="">
             <v:imagedata r:id="rId12" o:title=""/>
           </v:shape>
-          <o:OLEObject Type="Embed" ProgID="Acrobat.Document.DC" ShapeID="_x0000_i1026" DrawAspect="Content" ObjectID="_1812607333" r:id="rId13"/>
+          <o:OLEObject Type="Embed" ProgID="Acrobat.Document.DC" ShapeID="_x0000_i1026" DrawAspect="Content" ObjectID="_1812974231" r:id="rId13"/>
         </w:object>
       </w:r>
     </w:p>
@@ -4566,7 +4566,7 @@
       <w:pPr>
         <w:pStyle w:val="2"/>
       </w:pPr>
-      <w:bookmarkStart w:id="15" w:name="_Toc198735213"/>
+      <w:bookmarkStart w:id="15" w:name="_Toc201995467"/>
       <w:r>
         <w:t>Назначение дискретных входов устройства ЮНИТ-М-300</w:t>
       </w:r>
@@ -7273,13 +7273,8 @@
               <w:pStyle w:val="af0"/>
               <w:jc w:val="left"/>
             </w:pPr>
-            <w:proofErr w:type="gramStart"/>
-            <w:r>
-              <w:t>Авар.уров.изоляц</w:t>
-            </w:r>
-            <w:proofErr w:type="gramEnd"/>
-            <w:r>
-              <w:t>. В</w:t>
+            <w:r>
+              <w:t>Авар.уров.изоляц. В</w:t>
             </w:r>
           </w:p>
         </w:tc>
@@ -7329,13 +7324,8 @@
               <w:pStyle w:val="af0"/>
               <w:jc w:val="left"/>
             </w:pPr>
-            <w:proofErr w:type="gramStart"/>
-            <w:r>
-              <w:t>Низ.уров.изоляц</w:t>
-            </w:r>
-            <w:proofErr w:type="gramEnd"/>
-            <w:r>
-              <w:t>. В</w:t>
+            <w:r>
+              <w:t>Низ.уров.изоляц. В</w:t>
             </w:r>
           </w:p>
         </w:tc>
@@ -9223,7 +9213,7 @@
       <w:pPr>
         <w:pStyle w:val="2"/>
       </w:pPr>
-      <w:bookmarkStart w:id="23" w:name="_Toc198735214"/>
+      <w:bookmarkStart w:id="23" w:name="_Toc201995468"/>
       <w:r>
         <w:t>Назначение выходных реле устройства ЮНИТ-М-300</w:t>
       </w:r>
@@ -10544,2468 +10534,13 @@
         <w:pStyle w:val="a"/>
       </w:pPr>
       <w:bookmarkStart w:id="26" w:name="_Ref191631805"/>
+      <w:bookmarkStart w:id="27" w:name="_Ref201995215"/>
       <w:r>
         <w:t xml:space="preserve">Выходные реле устройства ЮНИТ-М300 для проверки </w:t>
       </w:r>
       <w:bookmarkEnd w:id="26"/>
       <w:r>
         <w:t>КА</w:t>
-      </w:r>
-    </w:p>
-    <w:tbl>
-      <w:tblPr>
-        <w:tblStyle w:val="21"/>
-        <w:tblW w:w="0" w:type="auto"/>
-        <w:tblLook w:val="04A0" w:firstRow="1" w:lastRow="0" w:firstColumn="1" w:lastColumn="0" w:noHBand="0" w:noVBand="1"/>
-      </w:tblPr>
-      <w:tblGrid>
-        <w:gridCol w:w="2479"/>
-        <w:gridCol w:w="2212"/>
-        <w:gridCol w:w="4914"/>
-      </w:tblGrid>
-      <w:tr>
-        <w:trPr>
-          <w:cnfStyle w:val="100000000000" w:firstRow="1" w:lastRow="0" w:firstColumn="0" w:lastColumn="0" w:oddVBand="0" w:evenVBand="0" w:oddHBand="0" w:evenHBand="0" w:firstRowFirstColumn="0" w:firstRowLastColumn="0" w:lastRowFirstColumn="0" w:lastRowLastColumn="0"/>
-          <w:tblHeader/>
-        </w:trPr>
-        <w:tc>
-          <w:tcPr>
-            <w:tcW w:w="2479" w:type="dxa"/>
-          </w:tcPr>
-          <w:p>
-            <w:pPr>
-              <w:rPr>
-                <w:b w:val="0"/>
-              </w:rPr>
-            </w:pPr>
-            <w:r>
-              <w:rPr>
-                <w:b w:val="0"/>
-              </w:rPr>
-              <w:t>Клеммы на устройстве</w:t>
-            </w:r>
-          </w:p>
-        </w:tc>
-        <w:tc>
-          <w:tcPr>
-            <w:tcW w:w="2212" w:type="dxa"/>
-          </w:tcPr>
-          <w:p>
-            <w:pPr>
-              <w:rPr>
-                <w:b w:val="0"/>
-              </w:rPr>
-            </w:pPr>
-            <w:r>
-              <w:rPr>
-                <w:b w:val="0"/>
-              </w:rPr>
-              <w:t>Номер выходного реле</w:t>
-            </w:r>
-          </w:p>
-        </w:tc>
-        <w:tc>
-          <w:tcPr>
-            <w:tcW w:w="4914" w:type="dxa"/>
-          </w:tcPr>
-          <w:p>
-            <w:pPr>
-              <w:rPr>
-                <w:b w:val="0"/>
-              </w:rPr>
-            </w:pPr>
-            <w:r>
-              <w:rPr>
-                <w:b w:val="0"/>
-              </w:rPr>
-              <w:t>Наименование сигнала на ФСУ</w:t>
-            </w:r>
-          </w:p>
-        </w:tc>
-      </w:tr>
-      <w:tr>
-        <w:tc>
-          <w:tcPr>
-            <w:tcW w:w="2479" w:type="dxa"/>
-          </w:tcPr>
-          <w:p>
-            <w:pPr>
-              <w:pStyle w:val="af0"/>
-            </w:pPr>
-            <w:r>
-              <w:t>М9.</w:t>
-            </w:r>
-            <w:r>
-              <w:rPr>
-                <w:lang w:val="en-US"/>
-              </w:rPr>
-              <w:t>X</w:t>
-            </w:r>
-            <w:r>
-              <w:t>В</w:t>
-            </w:r>
-            <w:r>
-              <w:rPr>
-                <w:lang w:val="en-US"/>
-              </w:rPr>
-              <w:t>:1</w:t>
-            </w:r>
-            <w:r>
-              <w:t xml:space="preserve"> – М9.</w:t>
-            </w:r>
-            <w:r>
-              <w:rPr>
-                <w:lang w:val="en-US"/>
-              </w:rPr>
-              <w:t>XB:2</w:t>
-            </w:r>
-          </w:p>
-        </w:tc>
-        <w:tc>
-          <w:tcPr>
-            <w:tcW w:w="2212" w:type="dxa"/>
-          </w:tcPr>
-          <w:p>
-            <w:pPr>
-              <w:pStyle w:val="af0"/>
-            </w:pPr>
-            <w:r>
-              <w:t>М9.К1</w:t>
-            </w:r>
-          </w:p>
-        </w:tc>
-        <w:tc>
-          <w:tcPr>
-            <w:tcW w:w="4914" w:type="dxa"/>
-            <w:shd w:val="clear" w:color="auto" w:fill="auto"/>
-          </w:tcPr>
-          <w:p>
-            <w:pPr>
-              <w:pStyle w:val="af0"/>
-              <w:jc w:val="left"/>
-            </w:pPr>
-            <w:r>
-              <w:t>КСВ: Блокировка откл</w:t>
-            </w:r>
-          </w:p>
-        </w:tc>
-      </w:tr>
-      <w:tr>
-        <w:tc>
-          <w:tcPr>
-            <w:tcW w:w="2479" w:type="dxa"/>
-          </w:tcPr>
-          <w:p>
-            <w:pPr>
-              <w:pStyle w:val="af0"/>
-            </w:pPr>
-            <w:r>
-              <w:t>М9.</w:t>
-            </w:r>
-            <w:r>
-              <w:rPr>
-                <w:lang w:val="en-US"/>
-              </w:rPr>
-              <w:t>X</w:t>
-            </w:r>
-            <w:r>
-              <w:t>В:3 – М9.</w:t>
-            </w:r>
-            <w:r>
-              <w:rPr>
-                <w:lang w:val="en-US"/>
-              </w:rPr>
-              <w:t>XB</w:t>
-            </w:r>
-            <w:r>
-              <w:t>:4</w:t>
-            </w:r>
-          </w:p>
-        </w:tc>
-        <w:tc>
-          <w:tcPr>
-            <w:tcW w:w="2212" w:type="dxa"/>
-          </w:tcPr>
-          <w:p>
-            <w:pPr>
-              <w:pStyle w:val="af0"/>
-            </w:pPr>
-            <w:r>
-              <w:t>М9.К2</w:t>
-            </w:r>
-          </w:p>
-        </w:tc>
-        <w:tc>
-          <w:tcPr>
-            <w:tcW w:w="4914" w:type="dxa"/>
-            <w:shd w:val="clear" w:color="auto" w:fill="auto"/>
-          </w:tcPr>
-          <w:p>
-            <w:pPr>
-              <w:pStyle w:val="af0"/>
-              <w:jc w:val="left"/>
-            </w:pPr>
-            <w:r>
-              <w:t>КП / УВ: Отключить</w:t>
-            </w:r>
-          </w:p>
-        </w:tc>
-      </w:tr>
-      <w:tr>
-        <w:tc>
-          <w:tcPr>
-            <w:tcW w:w="2479" w:type="dxa"/>
-          </w:tcPr>
-          <w:p>
-            <w:pPr>
-              <w:pStyle w:val="af0"/>
-              <w:rPr>
-                <w:lang w:val="en-US"/>
-              </w:rPr>
-            </w:pPr>
-            <w:r>
-              <w:t>М9.</w:t>
-            </w:r>
-            <w:r>
-              <w:rPr>
-                <w:lang w:val="en-US"/>
-              </w:rPr>
-              <w:t>X</w:t>
-            </w:r>
-            <w:r>
-              <w:t>В:</w:t>
-            </w:r>
-            <w:r>
-              <w:rPr>
-                <w:lang w:val="en-US"/>
-              </w:rPr>
-              <w:t>7</w:t>
-            </w:r>
-            <w:r>
-              <w:t xml:space="preserve"> – М9.</w:t>
-            </w:r>
-            <w:r>
-              <w:rPr>
-                <w:lang w:val="en-US"/>
-              </w:rPr>
-              <w:t>XB</w:t>
-            </w:r>
-            <w:r>
-              <w:t>:</w:t>
-            </w:r>
-            <w:r>
-              <w:rPr>
-                <w:lang w:val="en-US"/>
-              </w:rPr>
-              <w:t>5</w:t>
-            </w:r>
-          </w:p>
-        </w:tc>
-        <w:tc>
-          <w:tcPr>
-            <w:tcW w:w="2212" w:type="dxa"/>
-          </w:tcPr>
-          <w:p>
-            <w:pPr>
-              <w:pStyle w:val="af0"/>
-            </w:pPr>
-            <w:r>
-              <w:t>М9.К3</w:t>
-            </w:r>
-          </w:p>
-        </w:tc>
-        <w:tc>
-          <w:tcPr>
-            <w:tcW w:w="4914" w:type="dxa"/>
-            <w:shd w:val="clear" w:color="auto" w:fill="auto"/>
-          </w:tcPr>
-          <w:p>
-            <w:pPr>
-              <w:pStyle w:val="af0"/>
-              <w:jc w:val="left"/>
-            </w:pPr>
-            <w:r>
-              <w:t>КП / УВ: Включить</w:t>
-            </w:r>
-          </w:p>
-        </w:tc>
-      </w:tr>
-      <w:tr>
-        <w:tc>
-          <w:tcPr>
-            <w:tcW w:w="2479" w:type="dxa"/>
-          </w:tcPr>
-          <w:p>
-            <w:pPr>
-              <w:pStyle w:val="af0"/>
-              <w:rPr>
-                <w:lang w:val="en-US"/>
-              </w:rPr>
-            </w:pPr>
-            <w:r>
-              <w:t>М9.</w:t>
-            </w:r>
-            <w:r>
-              <w:rPr>
-                <w:lang w:val="en-US"/>
-              </w:rPr>
-              <w:t>X</w:t>
-            </w:r>
-            <w:r>
-              <w:t>В:</w:t>
-            </w:r>
-            <w:r>
-              <w:rPr>
-                <w:lang w:val="en-US"/>
-              </w:rPr>
-              <w:t>7</w:t>
-            </w:r>
-            <w:r>
-              <w:t xml:space="preserve"> – М9.</w:t>
-            </w:r>
-            <w:r>
-              <w:rPr>
-                <w:lang w:val="en-US"/>
-              </w:rPr>
-              <w:t>XB</w:t>
-            </w:r>
-            <w:r>
-              <w:t>:</w:t>
-            </w:r>
-            <w:r>
-              <w:rPr>
-                <w:lang w:val="en-US"/>
-              </w:rPr>
-              <w:t>6</w:t>
-            </w:r>
-          </w:p>
-        </w:tc>
-        <w:tc>
-          <w:tcPr>
-            <w:tcW w:w="2212" w:type="dxa"/>
-          </w:tcPr>
-          <w:p>
-            <w:pPr>
-              <w:pStyle w:val="af0"/>
-              <w:rPr>
-                <w:lang w:val="en-US"/>
-              </w:rPr>
-            </w:pPr>
-            <w:r>
-              <w:t>М9.К4</w:t>
-            </w:r>
-          </w:p>
-        </w:tc>
-        <w:tc>
-          <w:tcPr>
-            <w:tcW w:w="4914" w:type="dxa"/>
-            <w:shd w:val="clear" w:color="auto" w:fill="auto"/>
-          </w:tcPr>
-          <w:p>
-            <w:pPr>
-              <w:pStyle w:val="af0"/>
-              <w:jc w:val="left"/>
-            </w:pPr>
-            <w:r>
-              <w:t>УВ / УВ: Включить</w:t>
-            </w:r>
-          </w:p>
-        </w:tc>
-      </w:tr>
-      <w:tr>
-        <w:tc>
-          <w:tcPr>
-            <w:tcW w:w="2479" w:type="dxa"/>
-          </w:tcPr>
-          <w:p>
-            <w:pPr>
-              <w:pStyle w:val="af0"/>
-              <w:rPr>
-                <w:lang w:val="en-US"/>
-              </w:rPr>
-            </w:pPr>
-            <w:r>
-              <w:t>М9.</w:t>
-            </w:r>
-            <w:r>
-              <w:rPr>
-                <w:lang w:val="en-US"/>
-              </w:rPr>
-              <w:t>X</w:t>
-            </w:r>
-            <w:r>
-              <w:t>В</w:t>
-            </w:r>
-            <w:r>
-              <w:rPr>
-                <w:lang w:val="en-US"/>
-              </w:rPr>
-              <w:t>:10</w:t>
-            </w:r>
-            <w:r>
-              <w:t xml:space="preserve"> – М9.</w:t>
-            </w:r>
-            <w:r>
-              <w:rPr>
-                <w:lang w:val="en-US"/>
-              </w:rPr>
-              <w:t>XB:8</w:t>
-            </w:r>
-          </w:p>
-        </w:tc>
-        <w:tc>
-          <w:tcPr>
-            <w:tcW w:w="2212" w:type="dxa"/>
-          </w:tcPr>
-          <w:p>
-            <w:pPr>
-              <w:pStyle w:val="af0"/>
-              <w:rPr>
-                <w:lang w:val="en-US"/>
-              </w:rPr>
-            </w:pPr>
-            <w:r>
-              <w:t>М9.К5</w:t>
-            </w:r>
-          </w:p>
-        </w:tc>
-        <w:tc>
-          <w:tcPr>
-            <w:tcW w:w="4914" w:type="dxa"/>
-            <w:shd w:val="clear" w:color="auto" w:fill="auto"/>
-          </w:tcPr>
-          <w:p>
-            <w:pPr>
-              <w:pStyle w:val="af0"/>
-              <w:jc w:val="left"/>
-            </w:pPr>
-            <w:r>
-              <w:t>КА: Ввод</w:t>
-            </w:r>
-          </w:p>
-        </w:tc>
-      </w:tr>
-      <w:tr>
-        <w:tc>
-          <w:tcPr>
-            <w:tcW w:w="2479" w:type="dxa"/>
-          </w:tcPr>
-          <w:p>
-            <w:pPr>
-              <w:pStyle w:val="af0"/>
-              <w:rPr>
-                <w:lang w:val="en-US"/>
-              </w:rPr>
-            </w:pPr>
-            <w:r>
-              <w:t>М9</w:t>
-            </w:r>
-            <w:r>
-              <w:rPr>
-                <w:lang w:val="en-US"/>
-              </w:rPr>
-              <w:t>.X</w:t>
-            </w:r>
-            <w:r>
-              <w:t>В</w:t>
-            </w:r>
-            <w:r>
-              <w:rPr>
-                <w:lang w:val="en-US"/>
-              </w:rPr>
-              <w:t xml:space="preserve">:10 – </w:t>
-            </w:r>
-            <w:r>
-              <w:t>М9</w:t>
-            </w:r>
-            <w:r>
-              <w:rPr>
-                <w:lang w:val="en-US"/>
-              </w:rPr>
-              <w:t>.XB:9</w:t>
-            </w:r>
-          </w:p>
-        </w:tc>
-        <w:tc>
-          <w:tcPr>
-            <w:tcW w:w="2212" w:type="dxa"/>
-          </w:tcPr>
-          <w:p>
-            <w:pPr>
-              <w:pStyle w:val="af0"/>
-              <w:rPr>
-                <w:lang w:val="en-US"/>
-              </w:rPr>
-            </w:pPr>
-            <w:r>
-              <w:t>М9.К</w:t>
-            </w:r>
-            <w:r>
-              <w:rPr>
-                <w:lang w:val="en-US"/>
-              </w:rPr>
-              <w:t>6</w:t>
-            </w:r>
-          </w:p>
-        </w:tc>
-        <w:tc>
-          <w:tcPr>
-            <w:tcW w:w="4914" w:type="dxa"/>
-            <w:shd w:val="clear" w:color="auto" w:fill="auto"/>
-          </w:tcPr>
-          <w:p>
-            <w:pPr>
-              <w:pStyle w:val="af0"/>
-              <w:jc w:val="left"/>
-            </w:pPr>
-            <w:r>
-              <w:t>КА: Оперативный вывод</w:t>
-            </w:r>
-          </w:p>
-        </w:tc>
-      </w:tr>
-      <w:tr>
-        <w:tc>
-          <w:tcPr>
-            <w:tcW w:w="2479" w:type="dxa"/>
-          </w:tcPr>
-          <w:p>
-            <w:pPr>
-              <w:pStyle w:val="af0"/>
-              <w:rPr>
-                <w:lang w:val="en-US"/>
-              </w:rPr>
-            </w:pPr>
-            <w:r>
-              <w:t>М9</w:t>
-            </w:r>
-            <w:r>
-              <w:rPr>
-                <w:lang w:val="en-US"/>
-              </w:rPr>
-              <w:t>.X</w:t>
-            </w:r>
-            <w:r>
-              <w:t>В</w:t>
-            </w:r>
-            <w:r>
-              <w:rPr>
-                <w:lang w:val="en-US"/>
-              </w:rPr>
-              <w:t xml:space="preserve">:13 – </w:t>
-            </w:r>
-            <w:r>
-              <w:t>М9</w:t>
-            </w:r>
-            <w:r>
-              <w:rPr>
-                <w:lang w:val="en-US"/>
-              </w:rPr>
-              <w:t>.XB:12</w:t>
-            </w:r>
-          </w:p>
-        </w:tc>
-        <w:tc>
-          <w:tcPr>
-            <w:tcW w:w="2212" w:type="dxa"/>
-          </w:tcPr>
-          <w:p>
-            <w:pPr>
-              <w:pStyle w:val="af0"/>
-              <w:rPr>
-                <w:lang w:val="en-US"/>
-              </w:rPr>
-            </w:pPr>
-            <w:r>
-              <w:t>М9.К</w:t>
-            </w:r>
-            <w:r>
-              <w:rPr>
-                <w:lang w:val="en-US"/>
-              </w:rPr>
-              <w:t>7</w:t>
-            </w:r>
-          </w:p>
-        </w:tc>
-        <w:tc>
-          <w:tcPr>
-            <w:tcW w:w="4914" w:type="dxa"/>
-            <w:shd w:val="clear" w:color="auto" w:fill="auto"/>
-          </w:tcPr>
-          <w:p>
-            <w:pPr>
-              <w:pStyle w:val="af0"/>
-              <w:jc w:val="left"/>
-            </w:pPr>
-            <w:r>
-              <w:t>В: Промеж. положение</w:t>
-            </w:r>
-          </w:p>
-        </w:tc>
-      </w:tr>
-      <w:tr>
-        <w:tc>
-          <w:tcPr>
-            <w:tcW w:w="2479" w:type="dxa"/>
-          </w:tcPr>
-          <w:p>
-            <w:pPr>
-              <w:pStyle w:val="af0"/>
-              <w:rPr>
-                <w:lang w:val="en-US"/>
-              </w:rPr>
-            </w:pPr>
-            <w:r>
-              <w:t>М9</w:t>
-            </w:r>
-            <w:r>
-              <w:rPr>
-                <w:lang w:val="en-US"/>
-              </w:rPr>
-              <w:t>.X</w:t>
-            </w:r>
-            <w:r>
-              <w:t>В</w:t>
-            </w:r>
-            <w:r>
-              <w:rPr>
-                <w:lang w:val="en-US"/>
-              </w:rPr>
-              <w:t xml:space="preserve">:16 – </w:t>
-            </w:r>
-            <w:r>
-              <w:t>М9</w:t>
-            </w:r>
-            <w:r>
-              <w:rPr>
-                <w:lang w:val="en-US"/>
-              </w:rPr>
-              <w:t>.XB:15</w:t>
-            </w:r>
-          </w:p>
-        </w:tc>
-        <w:tc>
-          <w:tcPr>
-            <w:tcW w:w="2212" w:type="dxa"/>
-          </w:tcPr>
-          <w:p>
-            <w:pPr>
-              <w:pStyle w:val="af0"/>
-              <w:rPr>
-                <w:lang w:val="en-US"/>
-              </w:rPr>
-            </w:pPr>
-            <w:r>
-              <w:t>М9.К8</w:t>
-            </w:r>
-          </w:p>
-        </w:tc>
-        <w:tc>
-          <w:tcPr>
-            <w:tcW w:w="4914" w:type="dxa"/>
-            <w:shd w:val="clear" w:color="auto" w:fill="auto"/>
-          </w:tcPr>
-          <w:p>
-            <w:pPr>
-              <w:pStyle w:val="af0"/>
-              <w:jc w:val="left"/>
-            </w:pPr>
-            <w:r>
-              <w:t>В: Отключен</w:t>
-            </w:r>
-          </w:p>
-        </w:tc>
-      </w:tr>
-      <w:tr>
-        <w:tc>
-          <w:tcPr>
-            <w:tcW w:w="2479" w:type="dxa"/>
-          </w:tcPr>
-          <w:p>
-            <w:pPr>
-              <w:pStyle w:val="af0"/>
-            </w:pPr>
-            <w:r>
-              <w:t>М10.</w:t>
-            </w:r>
-            <w:r>
-              <w:rPr>
-                <w:lang w:val="en-US"/>
-              </w:rPr>
-              <w:t>X</w:t>
-            </w:r>
-            <w:r>
-              <w:t>В</w:t>
-            </w:r>
-            <w:r>
-              <w:rPr>
-                <w:lang w:val="en-US"/>
-              </w:rPr>
-              <w:t>:1</w:t>
-            </w:r>
-            <w:r>
-              <w:t xml:space="preserve"> – М10.</w:t>
-            </w:r>
-            <w:r>
-              <w:rPr>
-                <w:lang w:val="en-US"/>
-              </w:rPr>
-              <w:t>XB:2</w:t>
-            </w:r>
-          </w:p>
-        </w:tc>
-        <w:tc>
-          <w:tcPr>
-            <w:tcW w:w="2212" w:type="dxa"/>
-          </w:tcPr>
-          <w:p>
-            <w:pPr>
-              <w:pStyle w:val="af0"/>
-            </w:pPr>
-            <w:r>
-              <w:t>М10.К1</w:t>
-            </w:r>
-          </w:p>
-        </w:tc>
-        <w:tc>
-          <w:tcPr>
-            <w:tcW w:w="4914" w:type="dxa"/>
-            <w:shd w:val="clear" w:color="auto" w:fill="auto"/>
-          </w:tcPr>
-          <w:p>
-            <w:pPr>
-              <w:pStyle w:val="af0"/>
-              <w:jc w:val="left"/>
-            </w:pPr>
-            <w:r>
-              <w:t>В: Включен</w:t>
-            </w:r>
-          </w:p>
-        </w:tc>
-      </w:tr>
-      <w:tr>
-        <w:tc>
-          <w:tcPr>
-            <w:tcW w:w="2479" w:type="dxa"/>
-          </w:tcPr>
-          <w:p>
-            <w:pPr>
-              <w:pStyle w:val="af0"/>
-            </w:pPr>
-            <w:r>
-              <w:t>М10.</w:t>
-            </w:r>
-            <w:r>
-              <w:rPr>
-                <w:lang w:val="en-US"/>
-              </w:rPr>
-              <w:t>X</w:t>
-            </w:r>
-            <w:r>
-              <w:t>В:3 – М10.</w:t>
-            </w:r>
-            <w:r>
-              <w:rPr>
-                <w:lang w:val="en-US"/>
-              </w:rPr>
-              <w:t>XB</w:t>
-            </w:r>
-            <w:r>
-              <w:t>:4</w:t>
-            </w:r>
-          </w:p>
-        </w:tc>
-        <w:tc>
-          <w:tcPr>
-            <w:tcW w:w="2212" w:type="dxa"/>
-          </w:tcPr>
-          <w:p>
-            <w:pPr>
-              <w:pStyle w:val="af0"/>
-            </w:pPr>
-            <w:r>
-              <w:t>М10.К2</w:t>
-            </w:r>
-          </w:p>
-        </w:tc>
-        <w:tc>
-          <w:tcPr>
-            <w:tcW w:w="4914" w:type="dxa"/>
-            <w:shd w:val="clear" w:color="auto" w:fill="auto"/>
-          </w:tcPr>
-          <w:p>
-            <w:pPr>
-              <w:pStyle w:val="af0"/>
-              <w:jc w:val="left"/>
-            </w:pPr>
-            <w:r>
-              <w:t>В: Неиспр. положение</w:t>
-            </w:r>
-          </w:p>
-        </w:tc>
-      </w:tr>
-      <w:tr>
-        <w:tc>
-          <w:tcPr>
-            <w:tcW w:w="2479" w:type="dxa"/>
-          </w:tcPr>
-          <w:p>
-            <w:pPr>
-              <w:pStyle w:val="af0"/>
-            </w:pPr>
-            <w:r>
-              <w:t>М10.</w:t>
-            </w:r>
-            <w:r>
-              <w:rPr>
-                <w:lang w:val="en-US"/>
-              </w:rPr>
-              <w:t>X</w:t>
-            </w:r>
-            <w:r>
-              <w:t>В:</w:t>
-            </w:r>
-            <w:r>
-              <w:rPr>
-                <w:lang w:val="en-US"/>
-              </w:rPr>
-              <w:t>7</w:t>
-            </w:r>
-            <w:r>
-              <w:t xml:space="preserve"> – М10.</w:t>
-            </w:r>
-            <w:r>
-              <w:rPr>
-                <w:lang w:val="en-US"/>
-              </w:rPr>
-              <w:t>XB</w:t>
-            </w:r>
-            <w:r>
-              <w:t>:</w:t>
-            </w:r>
-            <w:r>
-              <w:rPr>
-                <w:lang w:val="en-US"/>
-              </w:rPr>
-              <w:t>5</w:t>
-            </w:r>
-          </w:p>
-        </w:tc>
-        <w:tc>
-          <w:tcPr>
-            <w:tcW w:w="2212" w:type="dxa"/>
-          </w:tcPr>
-          <w:p>
-            <w:pPr>
-              <w:pStyle w:val="af0"/>
-            </w:pPr>
-            <w:r>
-              <w:t>М10.К3</w:t>
-            </w:r>
-          </w:p>
-        </w:tc>
-        <w:tc>
-          <w:tcPr>
-            <w:tcW w:w="4914" w:type="dxa"/>
-          </w:tcPr>
-          <w:p>
-            <w:pPr>
-              <w:pStyle w:val="af0"/>
-              <w:jc w:val="left"/>
-            </w:pPr>
-            <w:r>
-              <w:t>В: Отключить (реле)</w:t>
-            </w:r>
-          </w:p>
-        </w:tc>
-      </w:tr>
-      <w:tr>
-        <w:tc>
-          <w:tcPr>
-            <w:tcW w:w="2479" w:type="dxa"/>
-          </w:tcPr>
-          <w:p>
-            <w:pPr>
-              <w:pStyle w:val="af0"/>
-            </w:pPr>
-            <w:r>
-              <w:t>М10.</w:t>
-            </w:r>
-            <w:r>
-              <w:rPr>
-                <w:lang w:val="en-US"/>
-              </w:rPr>
-              <w:t>X</w:t>
-            </w:r>
-            <w:r>
-              <w:t>В:</w:t>
-            </w:r>
-            <w:r>
-              <w:rPr>
-                <w:lang w:val="en-US"/>
-              </w:rPr>
-              <w:t>7</w:t>
-            </w:r>
-            <w:r>
-              <w:t xml:space="preserve"> – М10.</w:t>
-            </w:r>
-            <w:r>
-              <w:rPr>
-                <w:lang w:val="en-US"/>
-              </w:rPr>
-              <w:t>XB</w:t>
-            </w:r>
-            <w:r>
-              <w:t>:</w:t>
-            </w:r>
-            <w:r>
-              <w:rPr>
-                <w:lang w:val="en-US"/>
-              </w:rPr>
-              <w:t>6</w:t>
-            </w:r>
-          </w:p>
-        </w:tc>
-        <w:tc>
-          <w:tcPr>
-            <w:tcW w:w="2212" w:type="dxa"/>
-          </w:tcPr>
-          <w:p>
-            <w:pPr>
-              <w:pStyle w:val="af0"/>
-            </w:pPr>
-            <w:r>
-              <w:t>М10.К4</w:t>
-            </w:r>
-          </w:p>
-        </w:tc>
-        <w:tc>
-          <w:tcPr>
-            <w:tcW w:w="4914" w:type="dxa"/>
-          </w:tcPr>
-          <w:p>
-            <w:pPr>
-              <w:pStyle w:val="af0"/>
-              <w:jc w:val="left"/>
-            </w:pPr>
-            <w:r>
-              <w:t>В: Включить (реле)</w:t>
-            </w:r>
-          </w:p>
-        </w:tc>
-      </w:tr>
-      <w:tr>
-        <w:tc>
-          <w:tcPr>
-            <w:tcW w:w="2479" w:type="dxa"/>
-          </w:tcPr>
-          <w:p>
-            <w:pPr>
-              <w:pStyle w:val="af0"/>
-            </w:pPr>
-            <w:r>
-              <w:t>М10.</w:t>
-            </w:r>
-            <w:r>
-              <w:rPr>
-                <w:lang w:val="en-US"/>
-              </w:rPr>
-              <w:t>X</w:t>
-            </w:r>
-            <w:r>
-              <w:t>В</w:t>
-            </w:r>
-            <w:r>
-              <w:rPr>
-                <w:lang w:val="en-US"/>
-              </w:rPr>
-              <w:t>:10</w:t>
-            </w:r>
-            <w:r>
-              <w:t xml:space="preserve"> – М10.</w:t>
-            </w:r>
-            <w:r>
-              <w:rPr>
-                <w:lang w:val="en-US"/>
-              </w:rPr>
-              <w:t>XB:8</w:t>
-            </w:r>
-          </w:p>
-        </w:tc>
-        <w:tc>
-          <w:tcPr>
-            <w:tcW w:w="2212" w:type="dxa"/>
-          </w:tcPr>
-          <w:p>
-            <w:pPr>
-              <w:pStyle w:val="af0"/>
-            </w:pPr>
-            <w:r>
-              <w:t>М10.К5</w:t>
-            </w:r>
-          </w:p>
-        </w:tc>
-        <w:tc>
-          <w:tcPr>
-            <w:tcW w:w="4914" w:type="dxa"/>
-          </w:tcPr>
-          <w:p>
-            <w:pPr>
-              <w:pStyle w:val="af0"/>
-              <w:jc w:val="left"/>
-            </w:pPr>
-            <w:r>
-              <w:t>УРОВ: Сраб «на себя»</w:t>
-            </w:r>
-          </w:p>
-        </w:tc>
-      </w:tr>
-      <w:tr>
-        <w:tc>
-          <w:tcPr>
-            <w:tcW w:w="2479" w:type="dxa"/>
-          </w:tcPr>
-          <w:p>
-            <w:pPr>
-              <w:pStyle w:val="af0"/>
-            </w:pPr>
-            <w:r>
-              <w:t>М10</w:t>
-            </w:r>
-            <w:r>
-              <w:rPr>
-                <w:lang w:val="en-US"/>
-              </w:rPr>
-              <w:t>.X</w:t>
-            </w:r>
-            <w:r>
-              <w:t>В</w:t>
-            </w:r>
-            <w:r>
-              <w:rPr>
-                <w:lang w:val="en-US"/>
-              </w:rPr>
-              <w:t xml:space="preserve">:10 – </w:t>
-            </w:r>
-            <w:r>
-              <w:t>М10</w:t>
-            </w:r>
-            <w:r>
-              <w:rPr>
-                <w:lang w:val="en-US"/>
-              </w:rPr>
-              <w:t>.XB:9</w:t>
-            </w:r>
-          </w:p>
-        </w:tc>
-        <w:tc>
-          <w:tcPr>
-            <w:tcW w:w="2212" w:type="dxa"/>
-          </w:tcPr>
-          <w:p>
-            <w:pPr>
-              <w:pStyle w:val="af0"/>
-            </w:pPr>
-            <w:r>
-              <w:t>М10.К</w:t>
-            </w:r>
-            <w:r>
-              <w:rPr>
-                <w:lang w:val="en-US"/>
-              </w:rPr>
-              <w:t>6</w:t>
-            </w:r>
-          </w:p>
-        </w:tc>
-        <w:tc>
-          <w:tcPr>
-            <w:tcW w:w="4914" w:type="dxa"/>
-          </w:tcPr>
-          <w:p>
-            <w:pPr>
-              <w:pStyle w:val="af0"/>
-              <w:jc w:val="left"/>
-            </w:pPr>
-            <w:r>
-              <w:t>ЛО ВН / ЛО: Отключение</w:t>
-            </w:r>
-          </w:p>
-        </w:tc>
-      </w:tr>
-      <w:tr>
-        <w:tc>
-          <w:tcPr>
-            <w:tcW w:w="2479" w:type="dxa"/>
-          </w:tcPr>
-          <w:p>
-            <w:pPr>
-              <w:pStyle w:val="af0"/>
-            </w:pPr>
-            <w:r>
-              <w:t>М10</w:t>
-            </w:r>
-            <w:r>
-              <w:rPr>
-                <w:lang w:val="en-US"/>
-              </w:rPr>
-              <w:t>.X</w:t>
-            </w:r>
-            <w:r>
-              <w:t>В</w:t>
-            </w:r>
-            <w:r>
-              <w:rPr>
-                <w:lang w:val="en-US"/>
-              </w:rPr>
-              <w:t xml:space="preserve">:13 – </w:t>
-            </w:r>
-            <w:r>
-              <w:t>М10</w:t>
-            </w:r>
-            <w:r>
-              <w:rPr>
-                <w:lang w:val="en-US"/>
-              </w:rPr>
-              <w:t>.XB:12</w:t>
-            </w:r>
-          </w:p>
-        </w:tc>
-        <w:tc>
-          <w:tcPr>
-            <w:tcW w:w="2212" w:type="dxa"/>
-          </w:tcPr>
-          <w:p>
-            <w:pPr>
-              <w:pStyle w:val="af0"/>
-            </w:pPr>
-            <w:r>
-              <w:t>М10.К</w:t>
-            </w:r>
-            <w:r>
-              <w:rPr>
-                <w:lang w:val="en-US"/>
-              </w:rPr>
-              <w:t>7</w:t>
-            </w:r>
-          </w:p>
-        </w:tc>
-        <w:tc>
-          <w:tcPr>
-            <w:tcW w:w="4914" w:type="dxa"/>
-          </w:tcPr>
-          <w:p>
-            <w:pPr>
-              <w:pStyle w:val="af0"/>
-              <w:jc w:val="left"/>
-            </w:pPr>
-            <w:r>
-              <w:t>ЛО ВН / ЛО: Отключить аварийно</w:t>
-            </w:r>
-          </w:p>
-        </w:tc>
-      </w:tr>
-      <w:tr>
-        <w:tc>
-          <w:tcPr>
-            <w:tcW w:w="2479" w:type="dxa"/>
-          </w:tcPr>
-          <w:p>
-            <w:pPr>
-              <w:pStyle w:val="af0"/>
-            </w:pPr>
-            <w:r>
-              <w:t>М10</w:t>
-            </w:r>
-            <w:r>
-              <w:rPr>
-                <w:lang w:val="en-US"/>
-              </w:rPr>
-              <w:t>.X</w:t>
-            </w:r>
-            <w:r>
-              <w:t>В</w:t>
-            </w:r>
-            <w:r>
-              <w:rPr>
-                <w:lang w:val="en-US"/>
-              </w:rPr>
-              <w:t xml:space="preserve">:16 – </w:t>
-            </w:r>
-            <w:r>
-              <w:t>М10</w:t>
-            </w:r>
-            <w:r>
-              <w:rPr>
-                <w:lang w:val="en-US"/>
-              </w:rPr>
-              <w:t>.XB:15</w:t>
-            </w:r>
-          </w:p>
-        </w:tc>
-        <w:tc>
-          <w:tcPr>
-            <w:tcW w:w="2212" w:type="dxa"/>
-          </w:tcPr>
-          <w:p>
-            <w:pPr>
-              <w:pStyle w:val="af0"/>
-            </w:pPr>
-            <w:r>
-              <w:t>М10.К8</w:t>
-            </w:r>
-          </w:p>
-        </w:tc>
-        <w:tc>
-          <w:tcPr>
-            <w:tcW w:w="4914" w:type="dxa"/>
-          </w:tcPr>
-          <w:p>
-            <w:pPr>
-              <w:pStyle w:val="af0"/>
-              <w:jc w:val="left"/>
-            </w:pPr>
-            <w:r>
-              <w:t>ПС: Пуск</w:t>
-            </w:r>
-          </w:p>
-        </w:tc>
-      </w:tr>
-    </w:tbl>
-    <w:p>
-      <w:pPr>
-        <w:pStyle w:val="a"/>
-      </w:pPr>
-      <w:r>
-        <w:t xml:space="preserve">Выходные реле устройства ЮНИТ-М300 для проверки </w:t>
-      </w:r>
-      <w:r>
-        <w:t>КСВ (часть 1, 2)</w:t>
-      </w:r>
-    </w:p>
-    <w:tbl>
-      <w:tblPr>
-        <w:tblStyle w:val="21"/>
-        <w:tblW w:w="0" w:type="auto"/>
-        <w:tblLook w:val="04A0" w:firstRow="1" w:lastRow="0" w:firstColumn="1" w:lastColumn="0" w:noHBand="0" w:noVBand="1"/>
-      </w:tblPr>
-      <w:tblGrid>
-        <w:gridCol w:w="2479"/>
-        <w:gridCol w:w="2212"/>
-        <w:gridCol w:w="4914"/>
-      </w:tblGrid>
-      <w:tr>
-        <w:trPr>
-          <w:cnfStyle w:val="100000000000" w:firstRow="1" w:lastRow="0" w:firstColumn="0" w:lastColumn="0" w:oddVBand="0" w:evenVBand="0" w:oddHBand="0" w:evenHBand="0" w:firstRowFirstColumn="0" w:firstRowLastColumn="0" w:lastRowFirstColumn="0" w:lastRowLastColumn="0"/>
-          <w:tblHeader/>
-        </w:trPr>
-        <w:tc>
-          <w:tcPr>
-            <w:tcW w:w="2479" w:type="dxa"/>
-          </w:tcPr>
-          <w:p>
-            <w:pPr>
-              <w:rPr>
-                <w:b w:val="0"/>
-              </w:rPr>
-            </w:pPr>
-            <w:r>
-              <w:rPr>
-                <w:b w:val="0"/>
-              </w:rPr>
-              <w:t>Клеммы на устройстве</w:t>
-            </w:r>
-          </w:p>
-        </w:tc>
-        <w:tc>
-          <w:tcPr>
-            <w:tcW w:w="2212" w:type="dxa"/>
-          </w:tcPr>
-          <w:p>
-            <w:pPr>
-              <w:rPr>
-                <w:b w:val="0"/>
-              </w:rPr>
-            </w:pPr>
-            <w:r>
-              <w:rPr>
-                <w:b w:val="0"/>
-              </w:rPr>
-              <w:t>Номер выходного реле</w:t>
-            </w:r>
-          </w:p>
-        </w:tc>
-        <w:tc>
-          <w:tcPr>
-            <w:tcW w:w="4914" w:type="dxa"/>
-          </w:tcPr>
-          <w:p>
-            <w:pPr>
-              <w:rPr>
-                <w:b w:val="0"/>
-              </w:rPr>
-            </w:pPr>
-            <w:r>
-              <w:rPr>
-                <w:b w:val="0"/>
-              </w:rPr>
-              <w:t>Наименование сигнала на ФСУ</w:t>
-            </w:r>
-          </w:p>
-        </w:tc>
-      </w:tr>
-      <w:tr>
-        <w:tc>
-          <w:tcPr>
-            <w:tcW w:w="2479" w:type="dxa"/>
-          </w:tcPr>
-          <w:p>
-            <w:pPr>
-              <w:pStyle w:val="af0"/>
-            </w:pPr>
-            <w:r>
-              <w:t>М9.</w:t>
-            </w:r>
-            <w:r>
-              <w:rPr>
-                <w:lang w:val="en-US"/>
-              </w:rPr>
-              <w:t>X</w:t>
-            </w:r>
-            <w:r>
-              <w:t>В</w:t>
-            </w:r>
-            <w:r>
-              <w:rPr>
-                <w:lang w:val="en-US"/>
-              </w:rPr>
-              <w:t>:1</w:t>
-            </w:r>
-            <w:r>
-              <w:t xml:space="preserve"> – М9.</w:t>
-            </w:r>
-            <w:r>
-              <w:rPr>
-                <w:lang w:val="en-US"/>
-              </w:rPr>
-              <w:t>XB:2</w:t>
-            </w:r>
-          </w:p>
-        </w:tc>
-        <w:tc>
-          <w:tcPr>
-            <w:tcW w:w="2212" w:type="dxa"/>
-          </w:tcPr>
-          <w:p>
-            <w:pPr>
-              <w:pStyle w:val="af0"/>
-            </w:pPr>
-            <w:r>
-              <w:t>М9.К1</w:t>
-            </w:r>
-          </w:p>
-        </w:tc>
-        <w:tc>
-          <w:tcPr>
-            <w:tcW w:w="4914" w:type="dxa"/>
-            <w:shd w:val="clear" w:color="auto" w:fill="auto"/>
-          </w:tcPr>
-          <w:p>
-            <w:pPr>
-              <w:pStyle w:val="af0"/>
-              <w:jc w:val="left"/>
-            </w:pPr>
-            <w:r>
-              <w:t>КСВ: Ввод</w:t>
-            </w:r>
-          </w:p>
-        </w:tc>
-      </w:tr>
-      <w:tr>
-        <w:tc>
-          <w:tcPr>
-            <w:tcW w:w="2479" w:type="dxa"/>
-          </w:tcPr>
-          <w:p>
-            <w:pPr>
-              <w:pStyle w:val="af0"/>
-            </w:pPr>
-            <w:r>
-              <w:t>М9.</w:t>
-            </w:r>
-            <w:r>
-              <w:rPr>
-                <w:lang w:val="en-US"/>
-              </w:rPr>
-              <w:t>X</w:t>
-            </w:r>
-            <w:r>
-              <w:t>В:3 – М9.</w:t>
-            </w:r>
-            <w:r>
-              <w:rPr>
-                <w:lang w:val="en-US"/>
-              </w:rPr>
-              <w:t>XB</w:t>
-            </w:r>
-            <w:r>
-              <w:t>:4</w:t>
-            </w:r>
-          </w:p>
-        </w:tc>
-        <w:tc>
-          <w:tcPr>
-            <w:tcW w:w="2212" w:type="dxa"/>
-          </w:tcPr>
-          <w:p>
-            <w:pPr>
-              <w:pStyle w:val="af0"/>
-            </w:pPr>
-            <w:r>
-              <w:t>М9.К2</w:t>
-            </w:r>
-          </w:p>
-        </w:tc>
-        <w:tc>
-          <w:tcPr>
-            <w:tcW w:w="4914" w:type="dxa"/>
-            <w:shd w:val="clear" w:color="auto" w:fill="auto"/>
-          </w:tcPr>
-          <w:p>
-            <w:pPr>
-              <w:pStyle w:val="af0"/>
-              <w:jc w:val="left"/>
-            </w:pPr>
-            <w:r>
-              <w:t>КСВ: Оперативный вывод</w:t>
-            </w:r>
-          </w:p>
-        </w:tc>
-      </w:tr>
-      <w:tr>
-        <w:tc>
-          <w:tcPr>
-            <w:tcW w:w="2479" w:type="dxa"/>
-          </w:tcPr>
-          <w:p>
-            <w:pPr>
-              <w:pStyle w:val="af0"/>
-              <w:rPr>
-                <w:lang w:val="en-US"/>
-              </w:rPr>
-            </w:pPr>
-            <w:r>
-              <w:t>М9.</w:t>
-            </w:r>
-            <w:r>
-              <w:rPr>
-                <w:lang w:val="en-US"/>
-              </w:rPr>
-              <w:t>X</w:t>
-            </w:r>
-            <w:r>
-              <w:t>В:</w:t>
-            </w:r>
-            <w:r>
-              <w:rPr>
-                <w:lang w:val="en-US"/>
-              </w:rPr>
-              <w:t>7</w:t>
-            </w:r>
-            <w:r>
-              <w:t xml:space="preserve"> – М9.</w:t>
-            </w:r>
-            <w:r>
-              <w:rPr>
-                <w:lang w:val="en-US"/>
-              </w:rPr>
-              <w:t>XB</w:t>
-            </w:r>
-            <w:r>
-              <w:t>:</w:t>
-            </w:r>
-            <w:r>
-              <w:rPr>
-                <w:lang w:val="en-US"/>
-              </w:rPr>
-              <w:t>5</w:t>
-            </w:r>
-          </w:p>
-        </w:tc>
-        <w:tc>
-          <w:tcPr>
-            <w:tcW w:w="2212" w:type="dxa"/>
-          </w:tcPr>
-          <w:p>
-            <w:pPr>
-              <w:pStyle w:val="af0"/>
-            </w:pPr>
-            <w:r>
-              <w:t>М9.К3</w:t>
-            </w:r>
-          </w:p>
-        </w:tc>
-        <w:tc>
-          <w:tcPr>
-            <w:tcW w:w="4914" w:type="dxa"/>
-            <w:shd w:val="clear" w:color="auto" w:fill="auto"/>
-          </w:tcPr>
-          <w:p>
-            <w:pPr>
-              <w:pStyle w:val="af0"/>
-              <w:jc w:val="left"/>
-            </w:pPr>
-            <w:r>
-              <w:t>КСВ: В самопр. отключен</w:t>
-            </w:r>
-          </w:p>
-        </w:tc>
-      </w:tr>
-      <w:tr>
-        <w:tc>
-          <w:tcPr>
-            <w:tcW w:w="2479" w:type="dxa"/>
-          </w:tcPr>
-          <w:p>
-            <w:pPr>
-              <w:pStyle w:val="af0"/>
-              <w:rPr>
-                <w:lang w:val="en-US"/>
-              </w:rPr>
-            </w:pPr>
-            <w:r>
-              <w:t>М9.</w:t>
-            </w:r>
-            <w:r>
-              <w:rPr>
-                <w:lang w:val="en-US"/>
-              </w:rPr>
-              <w:t>X</w:t>
-            </w:r>
-            <w:r>
-              <w:t>В:</w:t>
-            </w:r>
-            <w:r>
-              <w:rPr>
-                <w:lang w:val="en-US"/>
-              </w:rPr>
-              <w:t>7</w:t>
-            </w:r>
-            <w:r>
-              <w:t xml:space="preserve"> – М9.</w:t>
-            </w:r>
-            <w:r>
-              <w:rPr>
-                <w:lang w:val="en-US"/>
-              </w:rPr>
-              <w:t>XB</w:t>
-            </w:r>
-            <w:r>
-              <w:t>:</w:t>
-            </w:r>
-            <w:r>
-              <w:rPr>
-                <w:lang w:val="en-US"/>
-              </w:rPr>
-              <w:t>6</w:t>
-            </w:r>
-          </w:p>
-        </w:tc>
-        <w:tc>
-          <w:tcPr>
-            <w:tcW w:w="2212" w:type="dxa"/>
-          </w:tcPr>
-          <w:p>
-            <w:pPr>
-              <w:pStyle w:val="af0"/>
-              <w:rPr>
-                <w:lang w:val="en-US"/>
-              </w:rPr>
-            </w:pPr>
-            <w:r>
-              <w:t>М9.К4</w:t>
-            </w:r>
-          </w:p>
-        </w:tc>
-        <w:tc>
-          <w:tcPr>
-            <w:tcW w:w="4914" w:type="dxa"/>
-            <w:shd w:val="clear" w:color="auto" w:fill="auto"/>
-          </w:tcPr>
-          <w:p>
-            <w:pPr>
-              <w:pStyle w:val="af0"/>
-              <w:jc w:val="left"/>
-            </w:pPr>
-            <w:r>
-              <w:t>КСВ: Неисправность В</w:t>
-            </w:r>
-          </w:p>
-        </w:tc>
-      </w:tr>
-      <w:tr>
-        <w:tc>
-          <w:tcPr>
-            <w:tcW w:w="2479" w:type="dxa"/>
-          </w:tcPr>
-          <w:p>
-            <w:pPr>
-              <w:pStyle w:val="af0"/>
-              <w:rPr>
-                <w:lang w:val="en-US"/>
-              </w:rPr>
-            </w:pPr>
-            <w:r>
-              <w:t>М9.</w:t>
-            </w:r>
-            <w:r>
-              <w:rPr>
-                <w:lang w:val="en-US"/>
-              </w:rPr>
-              <w:t>X</w:t>
-            </w:r>
-            <w:r>
-              <w:t>В</w:t>
-            </w:r>
-            <w:r>
-              <w:rPr>
-                <w:lang w:val="en-US"/>
-              </w:rPr>
-              <w:t>:10</w:t>
-            </w:r>
-            <w:r>
-              <w:t xml:space="preserve"> – М9.</w:t>
-            </w:r>
-            <w:r>
-              <w:rPr>
-                <w:lang w:val="en-US"/>
-              </w:rPr>
-              <w:t>XB:8</w:t>
-            </w:r>
-          </w:p>
-        </w:tc>
-        <w:tc>
-          <w:tcPr>
-            <w:tcW w:w="2212" w:type="dxa"/>
-          </w:tcPr>
-          <w:p>
-            <w:pPr>
-              <w:pStyle w:val="af0"/>
-              <w:rPr>
-                <w:lang w:val="en-US"/>
-              </w:rPr>
-            </w:pPr>
-            <w:r>
-              <w:t>М9.К5</w:t>
-            </w:r>
-          </w:p>
-        </w:tc>
-        <w:tc>
-          <w:tcPr>
-            <w:tcW w:w="4914" w:type="dxa"/>
-            <w:shd w:val="clear" w:color="auto" w:fill="auto"/>
-          </w:tcPr>
-          <w:p>
-            <w:pPr>
-              <w:pStyle w:val="af0"/>
-              <w:jc w:val="left"/>
-            </w:pPr>
-            <w:r>
-              <w:t>КСВ: В аварийно отключен</w:t>
-            </w:r>
-          </w:p>
-        </w:tc>
-      </w:tr>
-      <w:tr>
-        <w:tc>
-          <w:tcPr>
-            <w:tcW w:w="2479" w:type="dxa"/>
-          </w:tcPr>
-          <w:p>
-            <w:pPr>
-              <w:pStyle w:val="af0"/>
-              <w:rPr>
-                <w:lang w:val="en-US"/>
-              </w:rPr>
-            </w:pPr>
-            <w:r>
-              <w:t>М9</w:t>
-            </w:r>
-            <w:r>
-              <w:rPr>
-                <w:lang w:val="en-US"/>
-              </w:rPr>
-              <w:t>.X</w:t>
-            </w:r>
-            <w:r>
-              <w:t>В</w:t>
-            </w:r>
-            <w:r>
-              <w:rPr>
-                <w:lang w:val="en-US"/>
-              </w:rPr>
-              <w:t xml:space="preserve">:10 – </w:t>
-            </w:r>
-            <w:r>
-              <w:t>М9</w:t>
-            </w:r>
-            <w:r>
-              <w:rPr>
-                <w:lang w:val="en-US"/>
-              </w:rPr>
-              <w:t>.XB:9</w:t>
-            </w:r>
-          </w:p>
-        </w:tc>
-        <w:tc>
-          <w:tcPr>
-            <w:tcW w:w="2212" w:type="dxa"/>
-          </w:tcPr>
-          <w:p>
-            <w:pPr>
-              <w:pStyle w:val="af0"/>
-              <w:rPr>
-                <w:lang w:val="en-US"/>
-              </w:rPr>
-            </w:pPr>
-            <w:r>
-              <w:t>М9.К</w:t>
-            </w:r>
-            <w:r>
-              <w:rPr>
-                <w:lang w:val="en-US"/>
-              </w:rPr>
-              <w:t>6</w:t>
-            </w:r>
-          </w:p>
-        </w:tc>
-        <w:tc>
-          <w:tcPr>
-            <w:tcW w:w="4914" w:type="dxa"/>
-          </w:tcPr>
-          <w:p>
-            <w:pPr>
-              <w:pStyle w:val="af0"/>
-              <w:jc w:val="left"/>
-            </w:pPr>
-            <w:r>
-              <w:t>КСВ: РФК</w:t>
-            </w:r>
-          </w:p>
-        </w:tc>
-      </w:tr>
-      <w:tr>
-        <w:tc>
-          <w:tcPr>
-            <w:tcW w:w="2479" w:type="dxa"/>
-          </w:tcPr>
-          <w:p>
-            <w:pPr>
-              <w:pStyle w:val="af0"/>
-              <w:rPr>
-                <w:lang w:val="en-US"/>
-              </w:rPr>
-            </w:pPr>
-            <w:r>
-              <w:t>М9</w:t>
-            </w:r>
-            <w:r>
-              <w:rPr>
-                <w:lang w:val="en-US"/>
-              </w:rPr>
-              <w:t>.X</w:t>
-            </w:r>
-            <w:r>
-              <w:t>В</w:t>
-            </w:r>
-            <w:r>
-              <w:rPr>
-                <w:lang w:val="en-US"/>
-              </w:rPr>
-              <w:t xml:space="preserve">:13 – </w:t>
-            </w:r>
-            <w:r>
-              <w:t>М9</w:t>
-            </w:r>
-            <w:r>
-              <w:rPr>
-                <w:lang w:val="en-US"/>
-              </w:rPr>
-              <w:t>.XB:12</w:t>
-            </w:r>
-          </w:p>
-        </w:tc>
-        <w:tc>
-          <w:tcPr>
-            <w:tcW w:w="2212" w:type="dxa"/>
-          </w:tcPr>
-          <w:p>
-            <w:pPr>
-              <w:pStyle w:val="af0"/>
-              <w:rPr>
-                <w:lang w:val="en-US"/>
-              </w:rPr>
-            </w:pPr>
-            <w:r>
-              <w:t>М9.К</w:t>
-            </w:r>
-            <w:r>
-              <w:rPr>
-                <w:lang w:val="en-US"/>
-              </w:rPr>
-              <w:t>7</w:t>
-            </w:r>
-          </w:p>
-        </w:tc>
-        <w:tc>
-          <w:tcPr>
-            <w:tcW w:w="4914" w:type="dxa"/>
-          </w:tcPr>
-          <w:p>
-            <w:pPr>
-              <w:pStyle w:val="af0"/>
-              <w:jc w:val="left"/>
-            </w:pPr>
-            <w:r>
-              <w:t>КСВ: Блокировка вкл</w:t>
-            </w:r>
-          </w:p>
-        </w:tc>
-      </w:tr>
-      <w:tr>
-        <w:tc>
-          <w:tcPr>
-            <w:tcW w:w="2479" w:type="dxa"/>
-          </w:tcPr>
-          <w:p>
-            <w:pPr>
-              <w:pStyle w:val="af0"/>
-              <w:rPr>
-                <w:lang w:val="en-US"/>
-              </w:rPr>
-            </w:pPr>
-            <w:r>
-              <w:t>М9</w:t>
-            </w:r>
-            <w:r>
-              <w:rPr>
-                <w:lang w:val="en-US"/>
-              </w:rPr>
-              <w:t>.X</w:t>
-            </w:r>
-            <w:r>
-              <w:t>В</w:t>
-            </w:r>
-            <w:r>
-              <w:rPr>
-                <w:lang w:val="en-US"/>
-              </w:rPr>
-              <w:t xml:space="preserve">:16 – </w:t>
-            </w:r>
-            <w:r>
-              <w:t>М9</w:t>
-            </w:r>
-            <w:r>
-              <w:rPr>
-                <w:lang w:val="en-US"/>
-              </w:rPr>
-              <w:t>.XB:15</w:t>
-            </w:r>
-          </w:p>
-        </w:tc>
-        <w:tc>
-          <w:tcPr>
-            <w:tcW w:w="2212" w:type="dxa"/>
-          </w:tcPr>
-          <w:p>
-            <w:pPr>
-              <w:pStyle w:val="af0"/>
-              <w:rPr>
-                <w:lang w:val="en-US"/>
-              </w:rPr>
-            </w:pPr>
-            <w:r>
-              <w:t>М9.К8</w:t>
-            </w:r>
-          </w:p>
-        </w:tc>
-        <w:tc>
-          <w:tcPr>
-            <w:tcW w:w="4914" w:type="dxa"/>
-          </w:tcPr>
-          <w:p>
-            <w:pPr>
-              <w:pStyle w:val="af0"/>
-              <w:jc w:val="left"/>
-            </w:pPr>
-            <w:r>
-              <w:t>КСВ: Блокировка откл</w:t>
-            </w:r>
-          </w:p>
-        </w:tc>
-      </w:tr>
-      <w:tr>
-        <w:tc>
-          <w:tcPr>
-            <w:tcW w:w="2479" w:type="dxa"/>
-          </w:tcPr>
-          <w:p>
-            <w:pPr>
-              <w:pStyle w:val="af0"/>
-            </w:pPr>
-            <w:r>
-              <w:t>М10.</w:t>
-            </w:r>
-            <w:r>
-              <w:rPr>
-                <w:lang w:val="en-US"/>
-              </w:rPr>
-              <w:t>X</w:t>
-            </w:r>
-            <w:r>
-              <w:t>В</w:t>
-            </w:r>
-            <w:r>
-              <w:rPr>
-                <w:lang w:val="en-US"/>
-              </w:rPr>
-              <w:t>:1</w:t>
-            </w:r>
-            <w:r>
-              <w:t xml:space="preserve"> – М10.</w:t>
-            </w:r>
-            <w:r>
-              <w:rPr>
-                <w:lang w:val="en-US"/>
-              </w:rPr>
-              <w:t>XB:2</w:t>
-            </w:r>
-          </w:p>
-        </w:tc>
-        <w:tc>
-          <w:tcPr>
-            <w:tcW w:w="2212" w:type="dxa"/>
-          </w:tcPr>
-          <w:p>
-            <w:pPr>
-              <w:pStyle w:val="af0"/>
-            </w:pPr>
-            <w:r>
-              <w:t>М10.К1</w:t>
-            </w:r>
-          </w:p>
-        </w:tc>
-        <w:tc>
-          <w:tcPr>
-            <w:tcW w:w="4914" w:type="dxa"/>
-          </w:tcPr>
-          <w:p>
-            <w:pPr>
-              <w:pStyle w:val="af0"/>
-              <w:jc w:val="left"/>
-            </w:pPr>
-            <w:r>
-              <w:t>КСВ: Неиспр. цепей ЭМУ</w:t>
-            </w:r>
-          </w:p>
-        </w:tc>
-      </w:tr>
-      <w:tr>
-        <w:tc>
-          <w:tcPr>
-            <w:tcW w:w="2479" w:type="dxa"/>
-          </w:tcPr>
-          <w:p>
-            <w:pPr>
-              <w:pStyle w:val="af0"/>
-            </w:pPr>
-            <w:r>
-              <w:t>М10.</w:t>
-            </w:r>
-            <w:r>
-              <w:rPr>
-                <w:lang w:val="en-US"/>
-              </w:rPr>
-              <w:t>X</w:t>
-            </w:r>
-            <w:r>
-              <w:t>В:3 – М10.</w:t>
-            </w:r>
-            <w:r>
-              <w:rPr>
-                <w:lang w:val="en-US"/>
-              </w:rPr>
-              <w:t>XB</w:t>
-            </w:r>
-            <w:r>
-              <w:t>:4</w:t>
-            </w:r>
-          </w:p>
-        </w:tc>
-        <w:tc>
-          <w:tcPr>
-            <w:tcW w:w="2212" w:type="dxa"/>
-          </w:tcPr>
-          <w:p>
-            <w:pPr>
-              <w:pStyle w:val="af0"/>
-            </w:pPr>
-            <w:r>
-              <w:t>М10.К2</w:t>
-            </w:r>
-          </w:p>
-        </w:tc>
-        <w:tc>
-          <w:tcPr>
-            <w:tcW w:w="4914" w:type="dxa"/>
-          </w:tcPr>
-          <w:p>
-            <w:pPr>
-              <w:pStyle w:val="af0"/>
-              <w:jc w:val="left"/>
-            </w:pPr>
-            <w:r>
-              <w:t>КСВ: Защита ЭМВ</w:t>
-            </w:r>
-          </w:p>
-        </w:tc>
-      </w:tr>
-      <w:tr>
-        <w:tc>
-          <w:tcPr>
-            <w:tcW w:w="2479" w:type="dxa"/>
-          </w:tcPr>
-          <w:p>
-            <w:pPr>
-              <w:pStyle w:val="af0"/>
-            </w:pPr>
-            <w:r>
-              <w:t>М10.</w:t>
-            </w:r>
-            <w:r>
-              <w:rPr>
-                <w:lang w:val="en-US"/>
-              </w:rPr>
-              <w:t>X</w:t>
-            </w:r>
-            <w:r>
-              <w:t>В:</w:t>
-            </w:r>
-            <w:r>
-              <w:rPr>
-                <w:lang w:val="en-US"/>
-              </w:rPr>
-              <w:t>7</w:t>
-            </w:r>
-            <w:r>
-              <w:t xml:space="preserve"> – М10.</w:t>
-            </w:r>
-            <w:r>
-              <w:rPr>
-                <w:lang w:val="en-US"/>
-              </w:rPr>
-              <w:t>XB</w:t>
-            </w:r>
-            <w:r>
-              <w:t>:</w:t>
-            </w:r>
-            <w:r>
-              <w:rPr>
-                <w:lang w:val="en-US"/>
-              </w:rPr>
-              <w:t>5</w:t>
-            </w:r>
-          </w:p>
-        </w:tc>
-        <w:tc>
-          <w:tcPr>
-            <w:tcW w:w="2212" w:type="dxa"/>
-          </w:tcPr>
-          <w:p>
-            <w:pPr>
-              <w:pStyle w:val="af0"/>
-            </w:pPr>
-            <w:r>
-              <w:t>М10.К3</w:t>
-            </w:r>
-          </w:p>
-        </w:tc>
-        <w:tc>
-          <w:tcPr>
-            <w:tcW w:w="4914" w:type="dxa"/>
-          </w:tcPr>
-          <w:p>
-            <w:pPr>
-              <w:pStyle w:val="af0"/>
-              <w:jc w:val="left"/>
-            </w:pPr>
-            <w:r>
-              <w:t>КСВ: Защита ЭМО1</w:t>
-            </w:r>
-          </w:p>
-        </w:tc>
-      </w:tr>
-      <w:tr>
-        <w:tc>
-          <w:tcPr>
-            <w:tcW w:w="2479" w:type="dxa"/>
-          </w:tcPr>
-          <w:p>
-            <w:pPr>
-              <w:pStyle w:val="af0"/>
-            </w:pPr>
-            <w:r>
-              <w:t>М10.</w:t>
-            </w:r>
-            <w:r>
-              <w:rPr>
-                <w:lang w:val="en-US"/>
-              </w:rPr>
-              <w:t>X</w:t>
-            </w:r>
-            <w:r>
-              <w:t>В:</w:t>
-            </w:r>
-            <w:r>
-              <w:rPr>
-                <w:lang w:val="en-US"/>
-              </w:rPr>
-              <w:t>7</w:t>
-            </w:r>
-            <w:r>
-              <w:t xml:space="preserve"> – М10.</w:t>
-            </w:r>
-            <w:r>
-              <w:rPr>
-                <w:lang w:val="en-US"/>
-              </w:rPr>
-              <w:t>XB</w:t>
-            </w:r>
-            <w:r>
-              <w:t>:</w:t>
-            </w:r>
-            <w:r>
-              <w:rPr>
-                <w:lang w:val="en-US"/>
-              </w:rPr>
-              <w:t>6</w:t>
-            </w:r>
-          </w:p>
-        </w:tc>
-        <w:tc>
-          <w:tcPr>
-            <w:tcW w:w="2212" w:type="dxa"/>
-          </w:tcPr>
-          <w:p>
-            <w:pPr>
-              <w:pStyle w:val="af0"/>
-            </w:pPr>
-            <w:r>
-              <w:t>М10.К4</w:t>
-            </w:r>
-          </w:p>
-        </w:tc>
-        <w:tc>
-          <w:tcPr>
-            <w:tcW w:w="4914" w:type="dxa"/>
-          </w:tcPr>
-          <w:p>
-            <w:pPr>
-              <w:pStyle w:val="af0"/>
-              <w:jc w:val="left"/>
-            </w:pPr>
-            <w:r>
-              <w:t>КСВ: Защита ЭМО2</w:t>
-            </w:r>
-          </w:p>
-        </w:tc>
-      </w:tr>
-      <w:tr>
-        <w:tc>
-          <w:tcPr>
-            <w:tcW w:w="2479" w:type="dxa"/>
-          </w:tcPr>
-          <w:p>
-            <w:pPr>
-              <w:pStyle w:val="af0"/>
-            </w:pPr>
-            <w:r>
-              <w:t>М10.</w:t>
-            </w:r>
-            <w:r>
-              <w:rPr>
-                <w:lang w:val="en-US"/>
-              </w:rPr>
-              <w:t>X</w:t>
-            </w:r>
-            <w:r>
-              <w:t>В</w:t>
-            </w:r>
-            <w:r>
-              <w:rPr>
-                <w:lang w:val="en-US"/>
-              </w:rPr>
-              <w:t>:10</w:t>
-            </w:r>
-            <w:r>
-              <w:t xml:space="preserve"> – М10.</w:t>
-            </w:r>
-            <w:r>
-              <w:rPr>
-                <w:lang w:val="en-US"/>
-              </w:rPr>
-              <w:t>XB:8</w:t>
-            </w:r>
-          </w:p>
-        </w:tc>
-        <w:tc>
-          <w:tcPr>
-            <w:tcW w:w="2212" w:type="dxa"/>
-          </w:tcPr>
-          <w:p>
-            <w:pPr>
-              <w:pStyle w:val="af0"/>
-            </w:pPr>
-            <w:r>
-              <w:t>М10.К5</w:t>
-            </w:r>
-          </w:p>
-        </w:tc>
-        <w:tc>
-          <w:tcPr>
-            <w:tcW w:w="4914" w:type="dxa"/>
-          </w:tcPr>
-          <w:p>
-            <w:pPr>
-              <w:pStyle w:val="af0"/>
-              <w:jc w:val="left"/>
-            </w:pPr>
-            <w:r>
-              <w:t>ПС: Пуск</w:t>
-            </w:r>
-          </w:p>
-        </w:tc>
-      </w:tr>
-      <w:tr>
-        <w:tc>
-          <w:tcPr>
-            <w:tcW w:w="2479" w:type="dxa"/>
-          </w:tcPr>
-          <w:p>
-            <w:pPr>
-              <w:pStyle w:val="af0"/>
-            </w:pPr>
-            <w:r>
-              <w:t>М10</w:t>
-            </w:r>
-            <w:r>
-              <w:rPr>
-                <w:lang w:val="en-US"/>
-              </w:rPr>
-              <w:t>.X</w:t>
-            </w:r>
-            <w:r>
-              <w:t>В</w:t>
-            </w:r>
-            <w:r>
-              <w:rPr>
-                <w:lang w:val="en-US"/>
-              </w:rPr>
-              <w:t xml:space="preserve">:10 – </w:t>
-            </w:r>
-            <w:r>
-              <w:t>М10</w:t>
-            </w:r>
-            <w:r>
-              <w:rPr>
-                <w:lang w:val="en-US"/>
-              </w:rPr>
-              <w:t>.XB:9</w:t>
-            </w:r>
-          </w:p>
-        </w:tc>
-        <w:tc>
-          <w:tcPr>
-            <w:tcW w:w="2212" w:type="dxa"/>
-          </w:tcPr>
-          <w:p>
-            <w:pPr>
-              <w:pStyle w:val="af0"/>
-            </w:pPr>
-            <w:r>
-              <w:t>М10.К</w:t>
-            </w:r>
-            <w:r>
-              <w:rPr>
-                <w:lang w:val="en-US"/>
-              </w:rPr>
-              <w:t>6</w:t>
-            </w:r>
-          </w:p>
-        </w:tc>
-        <w:tc>
-          <w:tcPr>
-            <w:tcW w:w="4914" w:type="dxa"/>
-          </w:tcPr>
-          <w:p>
-            <w:pPr>
-              <w:pStyle w:val="af0"/>
-              <w:jc w:val="left"/>
-            </w:pPr>
-            <w:r>
-              <w:t>Резерв</w:t>
-            </w:r>
-          </w:p>
-        </w:tc>
-      </w:tr>
-      <w:tr>
-        <w:tc>
-          <w:tcPr>
-            <w:tcW w:w="2479" w:type="dxa"/>
-          </w:tcPr>
-          <w:p>
-            <w:pPr>
-              <w:pStyle w:val="af0"/>
-            </w:pPr>
-            <w:r>
-              <w:t>М10</w:t>
-            </w:r>
-            <w:r>
-              <w:rPr>
-                <w:lang w:val="en-US"/>
-              </w:rPr>
-              <w:t>.X</w:t>
-            </w:r>
-            <w:r>
-              <w:t>В</w:t>
-            </w:r>
-            <w:r>
-              <w:rPr>
-                <w:lang w:val="en-US"/>
-              </w:rPr>
-              <w:t xml:space="preserve">:13 – </w:t>
-            </w:r>
-            <w:r>
-              <w:t>М10</w:t>
-            </w:r>
-            <w:r>
-              <w:rPr>
-                <w:lang w:val="en-US"/>
-              </w:rPr>
-              <w:t>.XB:12</w:t>
-            </w:r>
-          </w:p>
-        </w:tc>
-        <w:tc>
-          <w:tcPr>
-            <w:tcW w:w="2212" w:type="dxa"/>
-          </w:tcPr>
-          <w:p>
-            <w:pPr>
-              <w:pStyle w:val="af0"/>
-            </w:pPr>
-            <w:r>
-              <w:t>М10.К</w:t>
-            </w:r>
-            <w:r>
-              <w:rPr>
-                <w:lang w:val="en-US"/>
-              </w:rPr>
-              <w:t>7</w:t>
-            </w:r>
-          </w:p>
-        </w:tc>
-        <w:tc>
-          <w:tcPr>
-            <w:tcW w:w="4914" w:type="dxa"/>
-          </w:tcPr>
-          <w:p>
-            <w:pPr>
-              <w:pStyle w:val="af0"/>
-              <w:jc w:val="left"/>
-            </w:pPr>
-            <w:r>
-              <w:t>Резерв</w:t>
-            </w:r>
-          </w:p>
-        </w:tc>
-      </w:tr>
-      <w:tr>
-        <w:tc>
-          <w:tcPr>
-            <w:tcW w:w="2479" w:type="dxa"/>
-          </w:tcPr>
-          <w:p>
-            <w:pPr>
-              <w:pStyle w:val="af0"/>
-            </w:pPr>
-            <w:r>
-              <w:t>М10</w:t>
-            </w:r>
-            <w:r>
-              <w:rPr>
-                <w:lang w:val="en-US"/>
-              </w:rPr>
-              <w:t>.X</w:t>
-            </w:r>
-            <w:r>
-              <w:t>В</w:t>
-            </w:r>
-            <w:r>
-              <w:rPr>
-                <w:lang w:val="en-US"/>
-              </w:rPr>
-              <w:t xml:space="preserve">:16 – </w:t>
-            </w:r>
-            <w:r>
-              <w:t>М10</w:t>
-            </w:r>
-            <w:r>
-              <w:rPr>
-                <w:lang w:val="en-US"/>
-              </w:rPr>
-              <w:t>.XB:15</w:t>
-            </w:r>
-          </w:p>
-        </w:tc>
-        <w:tc>
-          <w:tcPr>
-            <w:tcW w:w="2212" w:type="dxa"/>
-          </w:tcPr>
-          <w:p>
-            <w:pPr>
-              <w:pStyle w:val="af0"/>
-            </w:pPr>
-            <w:r>
-              <w:t>М10.К8</w:t>
-            </w:r>
-          </w:p>
-        </w:tc>
-        <w:tc>
-          <w:tcPr>
-            <w:tcW w:w="4914" w:type="dxa"/>
-          </w:tcPr>
-          <w:p>
-            <w:pPr>
-              <w:pStyle w:val="af0"/>
-              <w:jc w:val="left"/>
-            </w:pPr>
-            <w:r>
-              <w:t>Резерв</w:t>
-            </w:r>
-          </w:p>
-        </w:tc>
-      </w:tr>
-    </w:tbl>
-    <w:p>
-      <w:pPr>
-        <w:pStyle w:val="a"/>
-      </w:pPr>
-      <w:bookmarkStart w:id="27" w:name="_Ref195520014"/>
-      <w:r>
-        <w:t xml:space="preserve">Выходные реле устройства ЮНИТ-М300 для проверки </w:t>
-      </w:r>
-      <w:r>
-        <w:t>КП</w:t>
       </w:r>
       <w:bookmarkEnd w:id="27"/>
     </w:p>
@@ -13142,6 +10677,2465 @@
               <w:jc w:val="left"/>
             </w:pPr>
             <w:r>
+              <w:t>КСВ: Блокировка откл</w:t>
+            </w:r>
+          </w:p>
+        </w:tc>
+      </w:tr>
+      <w:tr>
+        <w:tc>
+          <w:tcPr>
+            <w:tcW w:w="2479" w:type="dxa"/>
+          </w:tcPr>
+          <w:p>
+            <w:pPr>
+              <w:pStyle w:val="af0"/>
+            </w:pPr>
+            <w:r>
+              <w:t>М9.</w:t>
+            </w:r>
+            <w:r>
+              <w:rPr>
+                <w:lang w:val="en-US"/>
+              </w:rPr>
+              <w:t>X</w:t>
+            </w:r>
+            <w:r>
+              <w:t>В:3 – М9.</w:t>
+            </w:r>
+            <w:r>
+              <w:rPr>
+                <w:lang w:val="en-US"/>
+              </w:rPr>
+              <w:t>XB</w:t>
+            </w:r>
+            <w:r>
+              <w:t>:4</w:t>
+            </w:r>
+          </w:p>
+        </w:tc>
+        <w:tc>
+          <w:tcPr>
+            <w:tcW w:w="2212" w:type="dxa"/>
+          </w:tcPr>
+          <w:p>
+            <w:pPr>
+              <w:pStyle w:val="af0"/>
+            </w:pPr>
+            <w:r>
+              <w:t>М9.К2</w:t>
+            </w:r>
+          </w:p>
+        </w:tc>
+        <w:tc>
+          <w:tcPr>
+            <w:tcW w:w="4914" w:type="dxa"/>
+            <w:shd w:val="clear" w:color="auto" w:fill="auto"/>
+          </w:tcPr>
+          <w:p>
+            <w:pPr>
+              <w:pStyle w:val="af0"/>
+              <w:jc w:val="left"/>
+            </w:pPr>
+            <w:r>
+              <w:t>КП / УВ: Отключить</w:t>
+            </w:r>
+          </w:p>
+        </w:tc>
+      </w:tr>
+      <w:tr>
+        <w:tc>
+          <w:tcPr>
+            <w:tcW w:w="2479" w:type="dxa"/>
+          </w:tcPr>
+          <w:p>
+            <w:pPr>
+              <w:pStyle w:val="af0"/>
+              <w:rPr>
+                <w:lang w:val="en-US"/>
+              </w:rPr>
+            </w:pPr>
+            <w:r>
+              <w:t>М9.</w:t>
+            </w:r>
+            <w:r>
+              <w:rPr>
+                <w:lang w:val="en-US"/>
+              </w:rPr>
+              <w:t>X</w:t>
+            </w:r>
+            <w:r>
+              <w:t>В:</w:t>
+            </w:r>
+            <w:r>
+              <w:rPr>
+                <w:lang w:val="en-US"/>
+              </w:rPr>
+              <w:t>7</w:t>
+            </w:r>
+            <w:r>
+              <w:t xml:space="preserve"> – М9.</w:t>
+            </w:r>
+            <w:r>
+              <w:rPr>
+                <w:lang w:val="en-US"/>
+              </w:rPr>
+              <w:t>XB</w:t>
+            </w:r>
+            <w:r>
+              <w:t>:</w:t>
+            </w:r>
+            <w:r>
+              <w:rPr>
+                <w:lang w:val="en-US"/>
+              </w:rPr>
+              <w:t>5</w:t>
+            </w:r>
+          </w:p>
+        </w:tc>
+        <w:tc>
+          <w:tcPr>
+            <w:tcW w:w="2212" w:type="dxa"/>
+          </w:tcPr>
+          <w:p>
+            <w:pPr>
+              <w:pStyle w:val="af0"/>
+            </w:pPr>
+            <w:r>
+              <w:t>М9.К3</w:t>
+            </w:r>
+          </w:p>
+        </w:tc>
+        <w:tc>
+          <w:tcPr>
+            <w:tcW w:w="4914" w:type="dxa"/>
+            <w:shd w:val="clear" w:color="auto" w:fill="auto"/>
+          </w:tcPr>
+          <w:p>
+            <w:pPr>
+              <w:pStyle w:val="af0"/>
+              <w:jc w:val="left"/>
+            </w:pPr>
+            <w:r>
+              <w:t>КП / УВ: Включить</w:t>
+            </w:r>
+          </w:p>
+        </w:tc>
+      </w:tr>
+      <w:tr>
+        <w:tc>
+          <w:tcPr>
+            <w:tcW w:w="2479" w:type="dxa"/>
+          </w:tcPr>
+          <w:p>
+            <w:pPr>
+              <w:pStyle w:val="af0"/>
+              <w:rPr>
+                <w:lang w:val="en-US"/>
+              </w:rPr>
+            </w:pPr>
+            <w:r>
+              <w:t>М9.</w:t>
+            </w:r>
+            <w:r>
+              <w:rPr>
+                <w:lang w:val="en-US"/>
+              </w:rPr>
+              <w:t>X</w:t>
+            </w:r>
+            <w:r>
+              <w:t>В:</w:t>
+            </w:r>
+            <w:r>
+              <w:rPr>
+                <w:lang w:val="en-US"/>
+              </w:rPr>
+              <w:t>7</w:t>
+            </w:r>
+            <w:r>
+              <w:t xml:space="preserve"> – М9.</w:t>
+            </w:r>
+            <w:r>
+              <w:rPr>
+                <w:lang w:val="en-US"/>
+              </w:rPr>
+              <w:t>XB</w:t>
+            </w:r>
+            <w:r>
+              <w:t>:</w:t>
+            </w:r>
+            <w:r>
+              <w:rPr>
+                <w:lang w:val="en-US"/>
+              </w:rPr>
+              <w:t>6</w:t>
+            </w:r>
+          </w:p>
+        </w:tc>
+        <w:tc>
+          <w:tcPr>
+            <w:tcW w:w="2212" w:type="dxa"/>
+          </w:tcPr>
+          <w:p>
+            <w:pPr>
+              <w:pStyle w:val="af0"/>
+              <w:rPr>
+                <w:lang w:val="en-US"/>
+              </w:rPr>
+            </w:pPr>
+            <w:r>
+              <w:t>М9.К4</w:t>
+            </w:r>
+          </w:p>
+        </w:tc>
+        <w:tc>
+          <w:tcPr>
+            <w:tcW w:w="4914" w:type="dxa"/>
+            <w:shd w:val="clear" w:color="auto" w:fill="auto"/>
+          </w:tcPr>
+          <w:p>
+            <w:pPr>
+              <w:pStyle w:val="af0"/>
+              <w:jc w:val="left"/>
+            </w:pPr>
+            <w:r>
+              <w:t>УВ / УВ: Включить</w:t>
+            </w:r>
+          </w:p>
+        </w:tc>
+      </w:tr>
+      <w:tr>
+        <w:tc>
+          <w:tcPr>
+            <w:tcW w:w="2479" w:type="dxa"/>
+          </w:tcPr>
+          <w:p>
+            <w:pPr>
+              <w:pStyle w:val="af0"/>
+              <w:rPr>
+                <w:lang w:val="en-US"/>
+              </w:rPr>
+            </w:pPr>
+            <w:r>
+              <w:t>М9.</w:t>
+            </w:r>
+            <w:r>
+              <w:rPr>
+                <w:lang w:val="en-US"/>
+              </w:rPr>
+              <w:t>X</w:t>
+            </w:r>
+            <w:r>
+              <w:t>В</w:t>
+            </w:r>
+            <w:r>
+              <w:rPr>
+                <w:lang w:val="en-US"/>
+              </w:rPr>
+              <w:t>:10</w:t>
+            </w:r>
+            <w:r>
+              <w:t xml:space="preserve"> – М9.</w:t>
+            </w:r>
+            <w:r>
+              <w:rPr>
+                <w:lang w:val="en-US"/>
+              </w:rPr>
+              <w:t>XB:8</w:t>
+            </w:r>
+          </w:p>
+        </w:tc>
+        <w:tc>
+          <w:tcPr>
+            <w:tcW w:w="2212" w:type="dxa"/>
+          </w:tcPr>
+          <w:p>
+            <w:pPr>
+              <w:pStyle w:val="af0"/>
+              <w:rPr>
+                <w:lang w:val="en-US"/>
+              </w:rPr>
+            </w:pPr>
+            <w:r>
+              <w:t>М9.К5</w:t>
+            </w:r>
+          </w:p>
+        </w:tc>
+        <w:tc>
+          <w:tcPr>
+            <w:tcW w:w="4914" w:type="dxa"/>
+            <w:shd w:val="clear" w:color="auto" w:fill="auto"/>
+          </w:tcPr>
+          <w:p>
+            <w:pPr>
+              <w:pStyle w:val="af0"/>
+              <w:jc w:val="left"/>
+            </w:pPr>
+            <w:r>
+              <w:t>КА: Ввод</w:t>
+            </w:r>
+          </w:p>
+        </w:tc>
+      </w:tr>
+      <w:tr>
+        <w:tc>
+          <w:tcPr>
+            <w:tcW w:w="2479" w:type="dxa"/>
+          </w:tcPr>
+          <w:p>
+            <w:pPr>
+              <w:pStyle w:val="af0"/>
+              <w:rPr>
+                <w:lang w:val="en-US"/>
+              </w:rPr>
+            </w:pPr>
+            <w:r>
+              <w:t>М9</w:t>
+            </w:r>
+            <w:r>
+              <w:rPr>
+                <w:lang w:val="en-US"/>
+              </w:rPr>
+              <w:t>.X</w:t>
+            </w:r>
+            <w:r>
+              <w:t>В</w:t>
+            </w:r>
+            <w:r>
+              <w:rPr>
+                <w:lang w:val="en-US"/>
+              </w:rPr>
+              <w:t xml:space="preserve">:10 – </w:t>
+            </w:r>
+            <w:r>
+              <w:t>М9</w:t>
+            </w:r>
+            <w:r>
+              <w:rPr>
+                <w:lang w:val="en-US"/>
+              </w:rPr>
+              <w:t>.XB:9</w:t>
+            </w:r>
+          </w:p>
+        </w:tc>
+        <w:tc>
+          <w:tcPr>
+            <w:tcW w:w="2212" w:type="dxa"/>
+          </w:tcPr>
+          <w:p>
+            <w:pPr>
+              <w:pStyle w:val="af0"/>
+              <w:rPr>
+                <w:lang w:val="en-US"/>
+              </w:rPr>
+            </w:pPr>
+            <w:r>
+              <w:t>М9.К</w:t>
+            </w:r>
+            <w:r>
+              <w:rPr>
+                <w:lang w:val="en-US"/>
+              </w:rPr>
+              <w:t>6</w:t>
+            </w:r>
+          </w:p>
+        </w:tc>
+        <w:tc>
+          <w:tcPr>
+            <w:tcW w:w="4914" w:type="dxa"/>
+            <w:shd w:val="clear" w:color="auto" w:fill="auto"/>
+          </w:tcPr>
+          <w:p>
+            <w:pPr>
+              <w:pStyle w:val="af0"/>
+              <w:jc w:val="left"/>
+            </w:pPr>
+            <w:r>
+              <w:t>КА: Оперативный вывод</w:t>
+            </w:r>
+          </w:p>
+        </w:tc>
+      </w:tr>
+      <w:tr>
+        <w:tc>
+          <w:tcPr>
+            <w:tcW w:w="2479" w:type="dxa"/>
+          </w:tcPr>
+          <w:p>
+            <w:pPr>
+              <w:pStyle w:val="af0"/>
+              <w:rPr>
+                <w:lang w:val="en-US"/>
+              </w:rPr>
+            </w:pPr>
+            <w:r>
+              <w:t>М9</w:t>
+            </w:r>
+            <w:r>
+              <w:rPr>
+                <w:lang w:val="en-US"/>
+              </w:rPr>
+              <w:t>.X</w:t>
+            </w:r>
+            <w:r>
+              <w:t>В</w:t>
+            </w:r>
+            <w:r>
+              <w:rPr>
+                <w:lang w:val="en-US"/>
+              </w:rPr>
+              <w:t xml:space="preserve">:13 – </w:t>
+            </w:r>
+            <w:r>
+              <w:t>М9</w:t>
+            </w:r>
+            <w:r>
+              <w:rPr>
+                <w:lang w:val="en-US"/>
+              </w:rPr>
+              <w:t>.XB:12</w:t>
+            </w:r>
+          </w:p>
+        </w:tc>
+        <w:tc>
+          <w:tcPr>
+            <w:tcW w:w="2212" w:type="dxa"/>
+          </w:tcPr>
+          <w:p>
+            <w:pPr>
+              <w:pStyle w:val="af0"/>
+              <w:rPr>
+                <w:lang w:val="en-US"/>
+              </w:rPr>
+            </w:pPr>
+            <w:r>
+              <w:t>М9.К</w:t>
+            </w:r>
+            <w:r>
+              <w:rPr>
+                <w:lang w:val="en-US"/>
+              </w:rPr>
+              <w:t>7</w:t>
+            </w:r>
+          </w:p>
+        </w:tc>
+        <w:tc>
+          <w:tcPr>
+            <w:tcW w:w="4914" w:type="dxa"/>
+            <w:shd w:val="clear" w:color="auto" w:fill="auto"/>
+          </w:tcPr>
+          <w:p>
+            <w:pPr>
+              <w:pStyle w:val="af0"/>
+              <w:jc w:val="left"/>
+            </w:pPr>
+            <w:r>
+              <w:t>В: Промеж. положение</w:t>
+            </w:r>
+          </w:p>
+        </w:tc>
+      </w:tr>
+      <w:tr>
+        <w:tc>
+          <w:tcPr>
+            <w:tcW w:w="2479" w:type="dxa"/>
+          </w:tcPr>
+          <w:p>
+            <w:pPr>
+              <w:pStyle w:val="af0"/>
+              <w:rPr>
+                <w:lang w:val="en-US"/>
+              </w:rPr>
+            </w:pPr>
+            <w:r>
+              <w:t>М9</w:t>
+            </w:r>
+            <w:r>
+              <w:rPr>
+                <w:lang w:val="en-US"/>
+              </w:rPr>
+              <w:t>.X</w:t>
+            </w:r>
+            <w:r>
+              <w:t>В</w:t>
+            </w:r>
+            <w:r>
+              <w:rPr>
+                <w:lang w:val="en-US"/>
+              </w:rPr>
+              <w:t xml:space="preserve">:16 – </w:t>
+            </w:r>
+            <w:r>
+              <w:t>М9</w:t>
+            </w:r>
+            <w:r>
+              <w:rPr>
+                <w:lang w:val="en-US"/>
+              </w:rPr>
+              <w:t>.XB:15</w:t>
+            </w:r>
+          </w:p>
+        </w:tc>
+        <w:tc>
+          <w:tcPr>
+            <w:tcW w:w="2212" w:type="dxa"/>
+          </w:tcPr>
+          <w:p>
+            <w:pPr>
+              <w:pStyle w:val="af0"/>
+              <w:rPr>
+                <w:lang w:val="en-US"/>
+              </w:rPr>
+            </w:pPr>
+            <w:r>
+              <w:t>М9.К8</w:t>
+            </w:r>
+          </w:p>
+        </w:tc>
+        <w:tc>
+          <w:tcPr>
+            <w:tcW w:w="4914" w:type="dxa"/>
+            <w:shd w:val="clear" w:color="auto" w:fill="auto"/>
+          </w:tcPr>
+          <w:p>
+            <w:pPr>
+              <w:pStyle w:val="af0"/>
+              <w:jc w:val="left"/>
+            </w:pPr>
+            <w:r>
+              <w:t>В: Отключен</w:t>
+            </w:r>
+          </w:p>
+        </w:tc>
+      </w:tr>
+      <w:tr>
+        <w:tc>
+          <w:tcPr>
+            <w:tcW w:w="2479" w:type="dxa"/>
+          </w:tcPr>
+          <w:p>
+            <w:pPr>
+              <w:pStyle w:val="af0"/>
+            </w:pPr>
+            <w:r>
+              <w:t>М10.</w:t>
+            </w:r>
+            <w:r>
+              <w:rPr>
+                <w:lang w:val="en-US"/>
+              </w:rPr>
+              <w:t>X</w:t>
+            </w:r>
+            <w:r>
+              <w:t>В</w:t>
+            </w:r>
+            <w:r>
+              <w:rPr>
+                <w:lang w:val="en-US"/>
+              </w:rPr>
+              <w:t>:1</w:t>
+            </w:r>
+            <w:r>
+              <w:t xml:space="preserve"> – М10.</w:t>
+            </w:r>
+            <w:r>
+              <w:rPr>
+                <w:lang w:val="en-US"/>
+              </w:rPr>
+              <w:t>XB:2</w:t>
+            </w:r>
+          </w:p>
+        </w:tc>
+        <w:tc>
+          <w:tcPr>
+            <w:tcW w:w="2212" w:type="dxa"/>
+          </w:tcPr>
+          <w:p>
+            <w:pPr>
+              <w:pStyle w:val="af0"/>
+            </w:pPr>
+            <w:r>
+              <w:t>М10.К1</w:t>
+            </w:r>
+          </w:p>
+        </w:tc>
+        <w:tc>
+          <w:tcPr>
+            <w:tcW w:w="4914" w:type="dxa"/>
+            <w:shd w:val="clear" w:color="auto" w:fill="auto"/>
+          </w:tcPr>
+          <w:p>
+            <w:pPr>
+              <w:pStyle w:val="af0"/>
+              <w:jc w:val="left"/>
+            </w:pPr>
+            <w:r>
+              <w:t>В: Включен</w:t>
+            </w:r>
+          </w:p>
+        </w:tc>
+      </w:tr>
+      <w:tr>
+        <w:tc>
+          <w:tcPr>
+            <w:tcW w:w="2479" w:type="dxa"/>
+          </w:tcPr>
+          <w:p>
+            <w:pPr>
+              <w:pStyle w:val="af0"/>
+            </w:pPr>
+            <w:r>
+              <w:t>М10.</w:t>
+            </w:r>
+            <w:r>
+              <w:rPr>
+                <w:lang w:val="en-US"/>
+              </w:rPr>
+              <w:t>X</w:t>
+            </w:r>
+            <w:r>
+              <w:t>В:3 – М10.</w:t>
+            </w:r>
+            <w:r>
+              <w:rPr>
+                <w:lang w:val="en-US"/>
+              </w:rPr>
+              <w:t>XB</w:t>
+            </w:r>
+            <w:r>
+              <w:t>:4</w:t>
+            </w:r>
+          </w:p>
+        </w:tc>
+        <w:tc>
+          <w:tcPr>
+            <w:tcW w:w="2212" w:type="dxa"/>
+          </w:tcPr>
+          <w:p>
+            <w:pPr>
+              <w:pStyle w:val="af0"/>
+            </w:pPr>
+            <w:r>
+              <w:t>М10.К2</w:t>
+            </w:r>
+          </w:p>
+        </w:tc>
+        <w:tc>
+          <w:tcPr>
+            <w:tcW w:w="4914" w:type="dxa"/>
+            <w:shd w:val="clear" w:color="auto" w:fill="auto"/>
+          </w:tcPr>
+          <w:p>
+            <w:pPr>
+              <w:pStyle w:val="af0"/>
+              <w:jc w:val="left"/>
+            </w:pPr>
+            <w:r>
+              <w:t>В: Неиспр. положение</w:t>
+            </w:r>
+          </w:p>
+        </w:tc>
+      </w:tr>
+      <w:tr>
+        <w:tc>
+          <w:tcPr>
+            <w:tcW w:w="2479" w:type="dxa"/>
+          </w:tcPr>
+          <w:p>
+            <w:pPr>
+              <w:pStyle w:val="af0"/>
+            </w:pPr>
+            <w:r>
+              <w:t>М10.</w:t>
+            </w:r>
+            <w:r>
+              <w:rPr>
+                <w:lang w:val="en-US"/>
+              </w:rPr>
+              <w:t>X</w:t>
+            </w:r>
+            <w:r>
+              <w:t>В:</w:t>
+            </w:r>
+            <w:r>
+              <w:rPr>
+                <w:lang w:val="en-US"/>
+              </w:rPr>
+              <w:t>7</w:t>
+            </w:r>
+            <w:r>
+              <w:t xml:space="preserve"> – М10.</w:t>
+            </w:r>
+            <w:r>
+              <w:rPr>
+                <w:lang w:val="en-US"/>
+              </w:rPr>
+              <w:t>XB</w:t>
+            </w:r>
+            <w:r>
+              <w:t>:</w:t>
+            </w:r>
+            <w:r>
+              <w:rPr>
+                <w:lang w:val="en-US"/>
+              </w:rPr>
+              <w:t>5</w:t>
+            </w:r>
+          </w:p>
+        </w:tc>
+        <w:tc>
+          <w:tcPr>
+            <w:tcW w:w="2212" w:type="dxa"/>
+          </w:tcPr>
+          <w:p>
+            <w:pPr>
+              <w:pStyle w:val="af0"/>
+            </w:pPr>
+            <w:r>
+              <w:t>М10.К3</w:t>
+            </w:r>
+          </w:p>
+        </w:tc>
+        <w:tc>
+          <w:tcPr>
+            <w:tcW w:w="4914" w:type="dxa"/>
+          </w:tcPr>
+          <w:p>
+            <w:pPr>
+              <w:pStyle w:val="af0"/>
+              <w:jc w:val="left"/>
+            </w:pPr>
+            <w:r>
+              <w:t>В: Отключить (реле)</w:t>
+            </w:r>
+          </w:p>
+        </w:tc>
+      </w:tr>
+      <w:tr>
+        <w:tc>
+          <w:tcPr>
+            <w:tcW w:w="2479" w:type="dxa"/>
+          </w:tcPr>
+          <w:p>
+            <w:pPr>
+              <w:pStyle w:val="af0"/>
+            </w:pPr>
+            <w:r>
+              <w:t>М10.</w:t>
+            </w:r>
+            <w:r>
+              <w:rPr>
+                <w:lang w:val="en-US"/>
+              </w:rPr>
+              <w:t>X</w:t>
+            </w:r>
+            <w:r>
+              <w:t>В:</w:t>
+            </w:r>
+            <w:r>
+              <w:rPr>
+                <w:lang w:val="en-US"/>
+              </w:rPr>
+              <w:t>7</w:t>
+            </w:r>
+            <w:r>
+              <w:t xml:space="preserve"> – М10.</w:t>
+            </w:r>
+            <w:r>
+              <w:rPr>
+                <w:lang w:val="en-US"/>
+              </w:rPr>
+              <w:t>XB</w:t>
+            </w:r>
+            <w:r>
+              <w:t>:</w:t>
+            </w:r>
+            <w:r>
+              <w:rPr>
+                <w:lang w:val="en-US"/>
+              </w:rPr>
+              <w:t>6</w:t>
+            </w:r>
+          </w:p>
+        </w:tc>
+        <w:tc>
+          <w:tcPr>
+            <w:tcW w:w="2212" w:type="dxa"/>
+          </w:tcPr>
+          <w:p>
+            <w:pPr>
+              <w:pStyle w:val="af0"/>
+            </w:pPr>
+            <w:r>
+              <w:t>М10.К4</w:t>
+            </w:r>
+          </w:p>
+        </w:tc>
+        <w:tc>
+          <w:tcPr>
+            <w:tcW w:w="4914" w:type="dxa"/>
+          </w:tcPr>
+          <w:p>
+            <w:pPr>
+              <w:pStyle w:val="af0"/>
+              <w:jc w:val="left"/>
+            </w:pPr>
+            <w:r>
+              <w:t>В: Включить (реле)</w:t>
+            </w:r>
+          </w:p>
+        </w:tc>
+      </w:tr>
+      <w:tr>
+        <w:tc>
+          <w:tcPr>
+            <w:tcW w:w="2479" w:type="dxa"/>
+          </w:tcPr>
+          <w:p>
+            <w:pPr>
+              <w:pStyle w:val="af0"/>
+            </w:pPr>
+            <w:r>
+              <w:t>М10.</w:t>
+            </w:r>
+            <w:r>
+              <w:rPr>
+                <w:lang w:val="en-US"/>
+              </w:rPr>
+              <w:t>X</w:t>
+            </w:r>
+            <w:r>
+              <w:t>В</w:t>
+            </w:r>
+            <w:r>
+              <w:rPr>
+                <w:lang w:val="en-US"/>
+              </w:rPr>
+              <w:t>:10</w:t>
+            </w:r>
+            <w:r>
+              <w:t xml:space="preserve"> – М10.</w:t>
+            </w:r>
+            <w:r>
+              <w:rPr>
+                <w:lang w:val="en-US"/>
+              </w:rPr>
+              <w:t>XB:8</w:t>
+            </w:r>
+          </w:p>
+        </w:tc>
+        <w:tc>
+          <w:tcPr>
+            <w:tcW w:w="2212" w:type="dxa"/>
+          </w:tcPr>
+          <w:p>
+            <w:pPr>
+              <w:pStyle w:val="af0"/>
+            </w:pPr>
+            <w:r>
+              <w:t>М10.К5</w:t>
+            </w:r>
+          </w:p>
+        </w:tc>
+        <w:tc>
+          <w:tcPr>
+            <w:tcW w:w="4914" w:type="dxa"/>
+          </w:tcPr>
+          <w:p>
+            <w:pPr>
+              <w:pStyle w:val="af0"/>
+              <w:jc w:val="left"/>
+            </w:pPr>
+            <w:r>
+              <w:t>УРОВ: Сраб «на себя»</w:t>
+            </w:r>
+          </w:p>
+        </w:tc>
+      </w:tr>
+      <w:tr>
+        <w:tc>
+          <w:tcPr>
+            <w:tcW w:w="2479" w:type="dxa"/>
+          </w:tcPr>
+          <w:p>
+            <w:pPr>
+              <w:pStyle w:val="af0"/>
+            </w:pPr>
+            <w:r>
+              <w:t>М10</w:t>
+            </w:r>
+            <w:r>
+              <w:rPr>
+                <w:lang w:val="en-US"/>
+              </w:rPr>
+              <w:t>.X</w:t>
+            </w:r>
+            <w:r>
+              <w:t>В</w:t>
+            </w:r>
+            <w:r>
+              <w:rPr>
+                <w:lang w:val="en-US"/>
+              </w:rPr>
+              <w:t xml:space="preserve">:10 – </w:t>
+            </w:r>
+            <w:r>
+              <w:t>М10</w:t>
+            </w:r>
+            <w:r>
+              <w:rPr>
+                <w:lang w:val="en-US"/>
+              </w:rPr>
+              <w:t>.XB:9</w:t>
+            </w:r>
+          </w:p>
+        </w:tc>
+        <w:tc>
+          <w:tcPr>
+            <w:tcW w:w="2212" w:type="dxa"/>
+          </w:tcPr>
+          <w:p>
+            <w:pPr>
+              <w:pStyle w:val="af0"/>
+            </w:pPr>
+            <w:r>
+              <w:t>М10.К</w:t>
+            </w:r>
+            <w:r>
+              <w:rPr>
+                <w:lang w:val="en-US"/>
+              </w:rPr>
+              <w:t>6</w:t>
+            </w:r>
+          </w:p>
+        </w:tc>
+        <w:tc>
+          <w:tcPr>
+            <w:tcW w:w="4914" w:type="dxa"/>
+          </w:tcPr>
+          <w:p>
+            <w:pPr>
+              <w:pStyle w:val="af0"/>
+              <w:jc w:val="left"/>
+            </w:pPr>
+            <w:r>
+              <w:t>ЛО ВН / ЛО: Отключение</w:t>
+            </w:r>
+          </w:p>
+        </w:tc>
+      </w:tr>
+      <w:tr>
+        <w:tc>
+          <w:tcPr>
+            <w:tcW w:w="2479" w:type="dxa"/>
+          </w:tcPr>
+          <w:p>
+            <w:pPr>
+              <w:pStyle w:val="af0"/>
+            </w:pPr>
+            <w:r>
+              <w:t>М10</w:t>
+            </w:r>
+            <w:r>
+              <w:rPr>
+                <w:lang w:val="en-US"/>
+              </w:rPr>
+              <w:t>.X</w:t>
+            </w:r>
+            <w:r>
+              <w:t>В</w:t>
+            </w:r>
+            <w:r>
+              <w:rPr>
+                <w:lang w:val="en-US"/>
+              </w:rPr>
+              <w:t xml:space="preserve">:13 – </w:t>
+            </w:r>
+            <w:r>
+              <w:t>М10</w:t>
+            </w:r>
+            <w:r>
+              <w:rPr>
+                <w:lang w:val="en-US"/>
+              </w:rPr>
+              <w:t>.XB:12</w:t>
+            </w:r>
+          </w:p>
+        </w:tc>
+        <w:tc>
+          <w:tcPr>
+            <w:tcW w:w="2212" w:type="dxa"/>
+          </w:tcPr>
+          <w:p>
+            <w:pPr>
+              <w:pStyle w:val="af0"/>
+            </w:pPr>
+            <w:r>
+              <w:t>М10.К</w:t>
+            </w:r>
+            <w:r>
+              <w:rPr>
+                <w:lang w:val="en-US"/>
+              </w:rPr>
+              <w:t>7</w:t>
+            </w:r>
+          </w:p>
+        </w:tc>
+        <w:tc>
+          <w:tcPr>
+            <w:tcW w:w="4914" w:type="dxa"/>
+          </w:tcPr>
+          <w:p>
+            <w:pPr>
+              <w:pStyle w:val="af0"/>
+              <w:jc w:val="left"/>
+            </w:pPr>
+            <w:r>
+              <w:t>ЛО ВН / ЛО: Отключить аварийно</w:t>
+            </w:r>
+          </w:p>
+        </w:tc>
+      </w:tr>
+      <w:tr>
+        <w:tc>
+          <w:tcPr>
+            <w:tcW w:w="2479" w:type="dxa"/>
+          </w:tcPr>
+          <w:p>
+            <w:pPr>
+              <w:pStyle w:val="af0"/>
+            </w:pPr>
+            <w:r>
+              <w:t>М10</w:t>
+            </w:r>
+            <w:r>
+              <w:rPr>
+                <w:lang w:val="en-US"/>
+              </w:rPr>
+              <w:t>.X</w:t>
+            </w:r>
+            <w:r>
+              <w:t>В</w:t>
+            </w:r>
+            <w:r>
+              <w:rPr>
+                <w:lang w:val="en-US"/>
+              </w:rPr>
+              <w:t xml:space="preserve">:16 – </w:t>
+            </w:r>
+            <w:r>
+              <w:t>М10</w:t>
+            </w:r>
+            <w:r>
+              <w:rPr>
+                <w:lang w:val="en-US"/>
+              </w:rPr>
+              <w:t>.XB:15</w:t>
+            </w:r>
+          </w:p>
+        </w:tc>
+        <w:tc>
+          <w:tcPr>
+            <w:tcW w:w="2212" w:type="dxa"/>
+          </w:tcPr>
+          <w:p>
+            <w:pPr>
+              <w:pStyle w:val="af0"/>
+            </w:pPr>
+            <w:r>
+              <w:t>М10.К8</w:t>
+            </w:r>
+          </w:p>
+        </w:tc>
+        <w:tc>
+          <w:tcPr>
+            <w:tcW w:w="4914" w:type="dxa"/>
+          </w:tcPr>
+          <w:p>
+            <w:pPr>
+              <w:pStyle w:val="af0"/>
+              <w:jc w:val="left"/>
+            </w:pPr>
+            <w:r>
+              <w:t>ПС: Пуск</w:t>
+            </w:r>
+          </w:p>
+        </w:tc>
+      </w:tr>
+    </w:tbl>
+    <w:p>
+      <w:pPr>
+        <w:pStyle w:val="a"/>
+      </w:pPr>
+      <w:bookmarkStart w:id="28" w:name="_Ref201995229"/>
+      <w:r>
+        <w:t xml:space="preserve">Выходные реле устройства ЮНИТ-М300 для проверки </w:t>
+      </w:r>
+      <w:r>
+        <w:t>КСВ (часть 1, 2)</w:t>
+      </w:r>
+      <w:bookmarkEnd w:id="28"/>
+    </w:p>
+    <w:tbl>
+      <w:tblPr>
+        <w:tblStyle w:val="21"/>
+        <w:tblW w:w="0" w:type="auto"/>
+        <w:tblLook w:val="04A0" w:firstRow="1" w:lastRow="0" w:firstColumn="1" w:lastColumn="0" w:noHBand="0" w:noVBand="1"/>
+      </w:tblPr>
+      <w:tblGrid>
+        <w:gridCol w:w="2479"/>
+        <w:gridCol w:w="2212"/>
+        <w:gridCol w:w="4914"/>
+      </w:tblGrid>
+      <w:tr>
+        <w:trPr>
+          <w:cnfStyle w:val="100000000000" w:firstRow="1" w:lastRow="0" w:firstColumn="0" w:lastColumn="0" w:oddVBand="0" w:evenVBand="0" w:oddHBand="0" w:evenHBand="0" w:firstRowFirstColumn="0" w:firstRowLastColumn="0" w:lastRowFirstColumn="0" w:lastRowLastColumn="0"/>
+          <w:tblHeader/>
+        </w:trPr>
+        <w:tc>
+          <w:tcPr>
+            <w:tcW w:w="2479" w:type="dxa"/>
+          </w:tcPr>
+          <w:p>
+            <w:pPr>
+              <w:rPr>
+                <w:b w:val="0"/>
+              </w:rPr>
+            </w:pPr>
+            <w:r>
+              <w:rPr>
+                <w:b w:val="0"/>
+              </w:rPr>
+              <w:t>Клеммы на устройстве</w:t>
+            </w:r>
+          </w:p>
+        </w:tc>
+        <w:tc>
+          <w:tcPr>
+            <w:tcW w:w="2212" w:type="dxa"/>
+          </w:tcPr>
+          <w:p>
+            <w:pPr>
+              <w:rPr>
+                <w:b w:val="0"/>
+              </w:rPr>
+            </w:pPr>
+            <w:r>
+              <w:rPr>
+                <w:b w:val="0"/>
+              </w:rPr>
+              <w:t>Номер выходного реле</w:t>
+            </w:r>
+          </w:p>
+        </w:tc>
+        <w:tc>
+          <w:tcPr>
+            <w:tcW w:w="4914" w:type="dxa"/>
+          </w:tcPr>
+          <w:p>
+            <w:pPr>
+              <w:rPr>
+                <w:b w:val="0"/>
+              </w:rPr>
+            </w:pPr>
+            <w:r>
+              <w:rPr>
+                <w:b w:val="0"/>
+              </w:rPr>
+              <w:t>Наименование сигнала на ФСУ</w:t>
+            </w:r>
+          </w:p>
+        </w:tc>
+      </w:tr>
+      <w:tr>
+        <w:tc>
+          <w:tcPr>
+            <w:tcW w:w="2479" w:type="dxa"/>
+          </w:tcPr>
+          <w:p>
+            <w:pPr>
+              <w:pStyle w:val="af0"/>
+            </w:pPr>
+            <w:r>
+              <w:t>М9.</w:t>
+            </w:r>
+            <w:r>
+              <w:rPr>
+                <w:lang w:val="en-US"/>
+              </w:rPr>
+              <w:t>X</w:t>
+            </w:r>
+            <w:r>
+              <w:t>В</w:t>
+            </w:r>
+            <w:r>
+              <w:rPr>
+                <w:lang w:val="en-US"/>
+              </w:rPr>
+              <w:t>:1</w:t>
+            </w:r>
+            <w:r>
+              <w:t xml:space="preserve"> – М9.</w:t>
+            </w:r>
+            <w:r>
+              <w:rPr>
+                <w:lang w:val="en-US"/>
+              </w:rPr>
+              <w:t>XB:2</w:t>
+            </w:r>
+          </w:p>
+        </w:tc>
+        <w:tc>
+          <w:tcPr>
+            <w:tcW w:w="2212" w:type="dxa"/>
+          </w:tcPr>
+          <w:p>
+            <w:pPr>
+              <w:pStyle w:val="af0"/>
+            </w:pPr>
+            <w:r>
+              <w:t>М9.К1</w:t>
+            </w:r>
+          </w:p>
+        </w:tc>
+        <w:tc>
+          <w:tcPr>
+            <w:tcW w:w="4914" w:type="dxa"/>
+            <w:shd w:val="clear" w:color="auto" w:fill="auto"/>
+          </w:tcPr>
+          <w:p>
+            <w:pPr>
+              <w:pStyle w:val="af0"/>
+              <w:jc w:val="left"/>
+            </w:pPr>
+            <w:r>
+              <w:t>КСВ: Ввод</w:t>
+            </w:r>
+          </w:p>
+        </w:tc>
+      </w:tr>
+      <w:tr>
+        <w:tc>
+          <w:tcPr>
+            <w:tcW w:w="2479" w:type="dxa"/>
+          </w:tcPr>
+          <w:p>
+            <w:pPr>
+              <w:pStyle w:val="af0"/>
+            </w:pPr>
+            <w:r>
+              <w:t>М9.</w:t>
+            </w:r>
+            <w:r>
+              <w:rPr>
+                <w:lang w:val="en-US"/>
+              </w:rPr>
+              <w:t>X</w:t>
+            </w:r>
+            <w:r>
+              <w:t>В:3 – М9.</w:t>
+            </w:r>
+            <w:r>
+              <w:rPr>
+                <w:lang w:val="en-US"/>
+              </w:rPr>
+              <w:t>XB</w:t>
+            </w:r>
+            <w:r>
+              <w:t>:4</w:t>
+            </w:r>
+          </w:p>
+        </w:tc>
+        <w:tc>
+          <w:tcPr>
+            <w:tcW w:w="2212" w:type="dxa"/>
+          </w:tcPr>
+          <w:p>
+            <w:pPr>
+              <w:pStyle w:val="af0"/>
+            </w:pPr>
+            <w:r>
+              <w:t>М9.К2</w:t>
+            </w:r>
+          </w:p>
+        </w:tc>
+        <w:tc>
+          <w:tcPr>
+            <w:tcW w:w="4914" w:type="dxa"/>
+            <w:shd w:val="clear" w:color="auto" w:fill="auto"/>
+          </w:tcPr>
+          <w:p>
+            <w:pPr>
+              <w:pStyle w:val="af0"/>
+              <w:jc w:val="left"/>
+            </w:pPr>
+            <w:r>
+              <w:t>КСВ: Оперативный вывод</w:t>
+            </w:r>
+          </w:p>
+        </w:tc>
+      </w:tr>
+      <w:tr>
+        <w:tc>
+          <w:tcPr>
+            <w:tcW w:w="2479" w:type="dxa"/>
+          </w:tcPr>
+          <w:p>
+            <w:pPr>
+              <w:pStyle w:val="af0"/>
+              <w:rPr>
+                <w:lang w:val="en-US"/>
+              </w:rPr>
+            </w:pPr>
+            <w:r>
+              <w:t>М9.</w:t>
+            </w:r>
+            <w:r>
+              <w:rPr>
+                <w:lang w:val="en-US"/>
+              </w:rPr>
+              <w:t>X</w:t>
+            </w:r>
+            <w:r>
+              <w:t>В:</w:t>
+            </w:r>
+            <w:r>
+              <w:rPr>
+                <w:lang w:val="en-US"/>
+              </w:rPr>
+              <w:t>7</w:t>
+            </w:r>
+            <w:r>
+              <w:t xml:space="preserve"> – М9.</w:t>
+            </w:r>
+            <w:r>
+              <w:rPr>
+                <w:lang w:val="en-US"/>
+              </w:rPr>
+              <w:t>XB</w:t>
+            </w:r>
+            <w:r>
+              <w:t>:</w:t>
+            </w:r>
+            <w:r>
+              <w:rPr>
+                <w:lang w:val="en-US"/>
+              </w:rPr>
+              <w:t>5</w:t>
+            </w:r>
+          </w:p>
+        </w:tc>
+        <w:tc>
+          <w:tcPr>
+            <w:tcW w:w="2212" w:type="dxa"/>
+          </w:tcPr>
+          <w:p>
+            <w:pPr>
+              <w:pStyle w:val="af0"/>
+            </w:pPr>
+            <w:r>
+              <w:t>М9.К3</w:t>
+            </w:r>
+          </w:p>
+        </w:tc>
+        <w:tc>
+          <w:tcPr>
+            <w:tcW w:w="4914" w:type="dxa"/>
+            <w:shd w:val="clear" w:color="auto" w:fill="auto"/>
+          </w:tcPr>
+          <w:p>
+            <w:pPr>
+              <w:pStyle w:val="af0"/>
+              <w:jc w:val="left"/>
+            </w:pPr>
+            <w:r>
+              <w:t>КСВ: В самопр. отключен</w:t>
+            </w:r>
+          </w:p>
+        </w:tc>
+      </w:tr>
+      <w:tr>
+        <w:tc>
+          <w:tcPr>
+            <w:tcW w:w="2479" w:type="dxa"/>
+          </w:tcPr>
+          <w:p>
+            <w:pPr>
+              <w:pStyle w:val="af0"/>
+              <w:rPr>
+                <w:lang w:val="en-US"/>
+              </w:rPr>
+            </w:pPr>
+            <w:r>
+              <w:t>М9.</w:t>
+            </w:r>
+            <w:r>
+              <w:rPr>
+                <w:lang w:val="en-US"/>
+              </w:rPr>
+              <w:t>X</w:t>
+            </w:r>
+            <w:r>
+              <w:t>В:</w:t>
+            </w:r>
+            <w:r>
+              <w:rPr>
+                <w:lang w:val="en-US"/>
+              </w:rPr>
+              <w:t>7</w:t>
+            </w:r>
+            <w:r>
+              <w:t xml:space="preserve"> – М9.</w:t>
+            </w:r>
+            <w:r>
+              <w:rPr>
+                <w:lang w:val="en-US"/>
+              </w:rPr>
+              <w:t>XB</w:t>
+            </w:r>
+            <w:r>
+              <w:t>:</w:t>
+            </w:r>
+            <w:r>
+              <w:rPr>
+                <w:lang w:val="en-US"/>
+              </w:rPr>
+              <w:t>6</w:t>
+            </w:r>
+          </w:p>
+        </w:tc>
+        <w:tc>
+          <w:tcPr>
+            <w:tcW w:w="2212" w:type="dxa"/>
+          </w:tcPr>
+          <w:p>
+            <w:pPr>
+              <w:pStyle w:val="af0"/>
+              <w:rPr>
+                <w:lang w:val="en-US"/>
+              </w:rPr>
+            </w:pPr>
+            <w:r>
+              <w:t>М9.К4</w:t>
+            </w:r>
+          </w:p>
+        </w:tc>
+        <w:tc>
+          <w:tcPr>
+            <w:tcW w:w="4914" w:type="dxa"/>
+            <w:shd w:val="clear" w:color="auto" w:fill="auto"/>
+          </w:tcPr>
+          <w:p>
+            <w:pPr>
+              <w:pStyle w:val="af0"/>
+              <w:jc w:val="left"/>
+            </w:pPr>
+            <w:r>
+              <w:t>КСВ: Неисправность В</w:t>
+            </w:r>
+          </w:p>
+        </w:tc>
+      </w:tr>
+      <w:tr>
+        <w:tc>
+          <w:tcPr>
+            <w:tcW w:w="2479" w:type="dxa"/>
+          </w:tcPr>
+          <w:p>
+            <w:pPr>
+              <w:pStyle w:val="af0"/>
+              <w:rPr>
+                <w:lang w:val="en-US"/>
+              </w:rPr>
+            </w:pPr>
+            <w:r>
+              <w:t>М9.</w:t>
+            </w:r>
+            <w:r>
+              <w:rPr>
+                <w:lang w:val="en-US"/>
+              </w:rPr>
+              <w:t>X</w:t>
+            </w:r>
+            <w:r>
+              <w:t>В</w:t>
+            </w:r>
+            <w:r>
+              <w:rPr>
+                <w:lang w:val="en-US"/>
+              </w:rPr>
+              <w:t>:10</w:t>
+            </w:r>
+            <w:r>
+              <w:t xml:space="preserve"> – М9.</w:t>
+            </w:r>
+            <w:r>
+              <w:rPr>
+                <w:lang w:val="en-US"/>
+              </w:rPr>
+              <w:t>XB:8</w:t>
+            </w:r>
+          </w:p>
+        </w:tc>
+        <w:tc>
+          <w:tcPr>
+            <w:tcW w:w="2212" w:type="dxa"/>
+          </w:tcPr>
+          <w:p>
+            <w:pPr>
+              <w:pStyle w:val="af0"/>
+              <w:rPr>
+                <w:lang w:val="en-US"/>
+              </w:rPr>
+            </w:pPr>
+            <w:r>
+              <w:t>М9.К5</w:t>
+            </w:r>
+          </w:p>
+        </w:tc>
+        <w:tc>
+          <w:tcPr>
+            <w:tcW w:w="4914" w:type="dxa"/>
+            <w:shd w:val="clear" w:color="auto" w:fill="auto"/>
+          </w:tcPr>
+          <w:p>
+            <w:pPr>
+              <w:pStyle w:val="af0"/>
+              <w:jc w:val="left"/>
+            </w:pPr>
+            <w:r>
+              <w:t>КСВ: В аварийно отключен</w:t>
+            </w:r>
+          </w:p>
+        </w:tc>
+      </w:tr>
+      <w:tr>
+        <w:tc>
+          <w:tcPr>
+            <w:tcW w:w="2479" w:type="dxa"/>
+          </w:tcPr>
+          <w:p>
+            <w:pPr>
+              <w:pStyle w:val="af0"/>
+              <w:rPr>
+                <w:lang w:val="en-US"/>
+              </w:rPr>
+            </w:pPr>
+            <w:r>
+              <w:t>М9</w:t>
+            </w:r>
+            <w:r>
+              <w:rPr>
+                <w:lang w:val="en-US"/>
+              </w:rPr>
+              <w:t>.X</w:t>
+            </w:r>
+            <w:r>
+              <w:t>В</w:t>
+            </w:r>
+            <w:r>
+              <w:rPr>
+                <w:lang w:val="en-US"/>
+              </w:rPr>
+              <w:t xml:space="preserve">:10 – </w:t>
+            </w:r>
+            <w:r>
+              <w:t>М9</w:t>
+            </w:r>
+            <w:r>
+              <w:rPr>
+                <w:lang w:val="en-US"/>
+              </w:rPr>
+              <w:t>.XB:9</w:t>
+            </w:r>
+          </w:p>
+        </w:tc>
+        <w:tc>
+          <w:tcPr>
+            <w:tcW w:w="2212" w:type="dxa"/>
+          </w:tcPr>
+          <w:p>
+            <w:pPr>
+              <w:pStyle w:val="af0"/>
+              <w:rPr>
+                <w:lang w:val="en-US"/>
+              </w:rPr>
+            </w:pPr>
+            <w:r>
+              <w:t>М9.К</w:t>
+            </w:r>
+            <w:r>
+              <w:rPr>
+                <w:lang w:val="en-US"/>
+              </w:rPr>
+              <w:t>6</w:t>
+            </w:r>
+          </w:p>
+        </w:tc>
+        <w:tc>
+          <w:tcPr>
+            <w:tcW w:w="4914" w:type="dxa"/>
+          </w:tcPr>
+          <w:p>
+            <w:pPr>
+              <w:pStyle w:val="af0"/>
+              <w:jc w:val="left"/>
+            </w:pPr>
+            <w:r>
+              <w:t>КСВ: РФК</w:t>
+            </w:r>
+          </w:p>
+        </w:tc>
+      </w:tr>
+      <w:tr>
+        <w:tc>
+          <w:tcPr>
+            <w:tcW w:w="2479" w:type="dxa"/>
+          </w:tcPr>
+          <w:p>
+            <w:pPr>
+              <w:pStyle w:val="af0"/>
+              <w:rPr>
+                <w:lang w:val="en-US"/>
+              </w:rPr>
+            </w:pPr>
+            <w:r>
+              <w:t>М9</w:t>
+            </w:r>
+            <w:r>
+              <w:rPr>
+                <w:lang w:val="en-US"/>
+              </w:rPr>
+              <w:t>.X</w:t>
+            </w:r>
+            <w:r>
+              <w:t>В</w:t>
+            </w:r>
+            <w:r>
+              <w:rPr>
+                <w:lang w:val="en-US"/>
+              </w:rPr>
+              <w:t xml:space="preserve">:13 – </w:t>
+            </w:r>
+            <w:r>
+              <w:t>М9</w:t>
+            </w:r>
+            <w:r>
+              <w:rPr>
+                <w:lang w:val="en-US"/>
+              </w:rPr>
+              <w:t>.XB:12</w:t>
+            </w:r>
+          </w:p>
+        </w:tc>
+        <w:tc>
+          <w:tcPr>
+            <w:tcW w:w="2212" w:type="dxa"/>
+          </w:tcPr>
+          <w:p>
+            <w:pPr>
+              <w:pStyle w:val="af0"/>
+              <w:rPr>
+                <w:lang w:val="en-US"/>
+              </w:rPr>
+            </w:pPr>
+            <w:r>
+              <w:t>М9.К</w:t>
+            </w:r>
+            <w:r>
+              <w:rPr>
+                <w:lang w:val="en-US"/>
+              </w:rPr>
+              <w:t>7</w:t>
+            </w:r>
+          </w:p>
+        </w:tc>
+        <w:tc>
+          <w:tcPr>
+            <w:tcW w:w="4914" w:type="dxa"/>
+          </w:tcPr>
+          <w:p>
+            <w:pPr>
+              <w:pStyle w:val="af0"/>
+              <w:jc w:val="left"/>
+            </w:pPr>
+            <w:r>
+              <w:t>КСВ: Блокировка вкл</w:t>
+            </w:r>
+          </w:p>
+        </w:tc>
+      </w:tr>
+      <w:tr>
+        <w:tc>
+          <w:tcPr>
+            <w:tcW w:w="2479" w:type="dxa"/>
+          </w:tcPr>
+          <w:p>
+            <w:pPr>
+              <w:pStyle w:val="af0"/>
+              <w:rPr>
+                <w:lang w:val="en-US"/>
+              </w:rPr>
+            </w:pPr>
+            <w:r>
+              <w:t>М9</w:t>
+            </w:r>
+            <w:r>
+              <w:rPr>
+                <w:lang w:val="en-US"/>
+              </w:rPr>
+              <w:t>.X</w:t>
+            </w:r>
+            <w:r>
+              <w:t>В</w:t>
+            </w:r>
+            <w:r>
+              <w:rPr>
+                <w:lang w:val="en-US"/>
+              </w:rPr>
+              <w:t xml:space="preserve">:16 – </w:t>
+            </w:r>
+            <w:r>
+              <w:t>М9</w:t>
+            </w:r>
+            <w:r>
+              <w:rPr>
+                <w:lang w:val="en-US"/>
+              </w:rPr>
+              <w:t>.XB:15</w:t>
+            </w:r>
+          </w:p>
+        </w:tc>
+        <w:tc>
+          <w:tcPr>
+            <w:tcW w:w="2212" w:type="dxa"/>
+          </w:tcPr>
+          <w:p>
+            <w:pPr>
+              <w:pStyle w:val="af0"/>
+              <w:rPr>
+                <w:lang w:val="en-US"/>
+              </w:rPr>
+            </w:pPr>
+            <w:r>
+              <w:t>М9.К8</w:t>
+            </w:r>
+          </w:p>
+        </w:tc>
+        <w:tc>
+          <w:tcPr>
+            <w:tcW w:w="4914" w:type="dxa"/>
+          </w:tcPr>
+          <w:p>
+            <w:pPr>
+              <w:pStyle w:val="af0"/>
+              <w:jc w:val="left"/>
+            </w:pPr>
+            <w:r>
+              <w:t>КСВ: Блокировка откл</w:t>
+            </w:r>
+          </w:p>
+        </w:tc>
+      </w:tr>
+      <w:tr>
+        <w:tc>
+          <w:tcPr>
+            <w:tcW w:w="2479" w:type="dxa"/>
+          </w:tcPr>
+          <w:p>
+            <w:pPr>
+              <w:pStyle w:val="af0"/>
+            </w:pPr>
+            <w:r>
+              <w:t>М10.</w:t>
+            </w:r>
+            <w:r>
+              <w:rPr>
+                <w:lang w:val="en-US"/>
+              </w:rPr>
+              <w:t>X</w:t>
+            </w:r>
+            <w:r>
+              <w:t>В</w:t>
+            </w:r>
+            <w:r>
+              <w:rPr>
+                <w:lang w:val="en-US"/>
+              </w:rPr>
+              <w:t>:1</w:t>
+            </w:r>
+            <w:r>
+              <w:t xml:space="preserve"> – М10.</w:t>
+            </w:r>
+            <w:r>
+              <w:rPr>
+                <w:lang w:val="en-US"/>
+              </w:rPr>
+              <w:t>XB:2</w:t>
+            </w:r>
+          </w:p>
+        </w:tc>
+        <w:tc>
+          <w:tcPr>
+            <w:tcW w:w="2212" w:type="dxa"/>
+          </w:tcPr>
+          <w:p>
+            <w:pPr>
+              <w:pStyle w:val="af0"/>
+            </w:pPr>
+            <w:r>
+              <w:t>М10.К1</w:t>
+            </w:r>
+          </w:p>
+        </w:tc>
+        <w:tc>
+          <w:tcPr>
+            <w:tcW w:w="4914" w:type="dxa"/>
+          </w:tcPr>
+          <w:p>
+            <w:pPr>
+              <w:pStyle w:val="af0"/>
+              <w:jc w:val="left"/>
+            </w:pPr>
+            <w:r>
+              <w:t>КСВ: Неиспр. цепей ЭМУ</w:t>
+            </w:r>
+          </w:p>
+        </w:tc>
+      </w:tr>
+      <w:tr>
+        <w:tc>
+          <w:tcPr>
+            <w:tcW w:w="2479" w:type="dxa"/>
+          </w:tcPr>
+          <w:p>
+            <w:pPr>
+              <w:pStyle w:val="af0"/>
+            </w:pPr>
+            <w:r>
+              <w:t>М10.</w:t>
+            </w:r>
+            <w:r>
+              <w:rPr>
+                <w:lang w:val="en-US"/>
+              </w:rPr>
+              <w:t>X</w:t>
+            </w:r>
+            <w:r>
+              <w:t>В:3 – М10.</w:t>
+            </w:r>
+            <w:r>
+              <w:rPr>
+                <w:lang w:val="en-US"/>
+              </w:rPr>
+              <w:t>XB</w:t>
+            </w:r>
+            <w:r>
+              <w:t>:4</w:t>
+            </w:r>
+          </w:p>
+        </w:tc>
+        <w:tc>
+          <w:tcPr>
+            <w:tcW w:w="2212" w:type="dxa"/>
+          </w:tcPr>
+          <w:p>
+            <w:pPr>
+              <w:pStyle w:val="af0"/>
+            </w:pPr>
+            <w:r>
+              <w:t>М10.К2</w:t>
+            </w:r>
+          </w:p>
+        </w:tc>
+        <w:tc>
+          <w:tcPr>
+            <w:tcW w:w="4914" w:type="dxa"/>
+          </w:tcPr>
+          <w:p>
+            <w:pPr>
+              <w:pStyle w:val="af0"/>
+              <w:jc w:val="left"/>
+            </w:pPr>
+            <w:r>
+              <w:t>КСВ: Защита ЭМВ</w:t>
+            </w:r>
+          </w:p>
+        </w:tc>
+      </w:tr>
+      <w:tr>
+        <w:tc>
+          <w:tcPr>
+            <w:tcW w:w="2479" w:type="dxa"/>
+          </w:tcPr>
+          <w:p>
+            <w:pPr>
+              <w:pStyle w:val="af0"/>
+            </w:pPr>
+            <w:r>
+              <w:t>М10.</w:t>
+            </w:r>
+            <w:r>
+              <w:rPr>
+                <w:lang w:val="en-US"/>
+              </w:rPr>
+              <w:t>X</w:t>
+            </w:r>
+            <w:r>
+              <w:t>В:</w:t>
+            </w:r>
+            <w:r>
+              <w:rPr>
+                <w:lang w:val="en-US"/>
+              </w:rPr>
+              <w:t>7</w:t>
+            </w:r>
+            <w:r>
+              <w:t xml:space="preserve"> – М10.</w:t>
+            </w:r>
+            <w:r>
+              <w:rPr>
+                <w:lang w:val="en-US"/>
+              </w:rPr>
+              <w:t>XB</w:t>
+            </w:r>
+            <w:r>
+              <w:t>:</w:t>
+            </w:r>
+            <w:r>
+              <w:rPr>
+                <w:lang w:val="en-US"/>
+              </w:rPr>
+              <w:t>5</w:t>
+            </w:r>
+          </w:p>
+        </w:tc>
+        <w:tc>
+          <w:tcPr>
+            <w:tcW w:w="2212" w:type="dxa"/>
+          </w:tcPr>
+          <w:p>
+            <w:pPr>
+              <w:pStyle w:val="af0"/>
+            </w:pPr>
+            <w:r>
+              <w:t>М10.К3</w:t>
+            </w:r>
+          </w:p>
+        </w:tc>
+        <w:tc>
+          <w:tcPr>
+            <w:tcW w:w="4914" w:type="dxa"/>
+          </w:tcPr>
+          <w:p>
+            <w:pPr>
+              <w:pStyle w:val="af0"/>
+              <w:jc w:val="left"/>
+            </w:pPr>
+            <w:r>
+              <w:t>КСВ: Защита ЭМО1</w:t>
+            </w:r>
+          </w:p>
+        </w:tc>
+      </w:tr>
+      <w:tr>
+        <w:tc>
+          <w:tcPr>
+            <w:tcW w:w="2479" w:type="dxa"/>
+          </w:tcPr>
+          <w:p>
+            <w:pPr>
+              <w:pStyle w:val="af0"/>
+            </w:pPr>
+            <w:r>
+              <w:t>М10.</w:t>
+            </w:r>
+            <w:r>
+              <w:rPr>
+                <w:lang w:val="en-US"/>
+              </w:rPr>
+              <w:t>X</w:t>
+            </w:r>
+            <w:r>
+              <w:t>В:</w:t>
+            </w:r>
+            <w:r>
+              <w:rPr>
+                <w:lang w:val="en-US"/>
+              </w:rPr>
+              <w:t>7</w:t>
+            </w:r>
+            <w:r>
+              <w:t xml:space="preserve"> – М10.</w:t>
+            </w:r>
+            <w:r>
+              <w:rPr>
+                <w:lang w:val="en-US"/>
+              </w:rPr>
+              <w:t>XB</w:t>
+            </w:r>
+            <w:r>
+              <w:t>:</w:t>
+            </w:r>
+            <w:r>
+              <w:rPr>
+                <w:lang w:val="en-US"/>
+              </w:rPr>
+              <w:t>6</w:t>
+            </w:r>
+          </w:p>
+        </w:tc>
+        <w:tc>
+          <w:tcPr>
+            <w:tcW w:w="2212" w:type="dxa"/>
+          </w:tcPr>
+          <w:p>
+            <w:pPr>
+              <w:pStyle w:val="af0"/>
+            </w:pPr>
+            <w:r>
+              <w:t>М10.К4</w:t>
+            </w:r>
+          </w:p>
+        </w:tc>
+        <w:tc>
+          <w:tcPr>
+            <w:tcW w:w="4914" w:type="dxa"/>
+          </w:tcPr>
+          <w:p>
+            <w:pPr>
+              <w:pStyle w:val="af0"/>
+              <w:jc w:val="left"/>
+            </w:pPr>
+            <w:r>
+              <w:t>КСВ: Защита ЭМО2</w:t>
+            </w:r>
+          </w:p>
+        </w:tc>
+      </w:tr>
+      <w:tr>
+        <w:tc>
+          <w:tcPr>
+            <w:tcW w:w="2479" w:type="dxa"/>
+          </w:tcPr>
+          <w:p>
+            <w:pPr>
+              <w:pStyle w:val="af0"/>
+            </w:pPr>
+            <w:r>
+              <w:t>М10.</w:t>
+            </w:r>
+            <w:r>
+              <w:rPr>
+                <w:lang w:val="en-US"/>
+              </w:rPr>
+              <w:t>X</w:t>
+            </w:r>
+            <w:r>
+              <w:t>В</w:t>
+            </w:r>
+            <w:r>
+              <w:rPr>
+                <w:lang w:val="en-US"/>
+              </w:rPr>
+              <w:t>:10</w:t>
+            </w:r>
+            <w:r>
+              <w:t xml:space="preserve"> – М10.</w:t>
+            </w:r>
+            <w:r>
+              <w:rPr>
+                <w:lang w:val="en-US"/>
+              </w:rPr>
+              <w:t>XB:8</w:t>
+            </w:r>
+          </w:p>
+        </w:tc>
+        <w:tc>
+          <w:tcPr>
+            <w:tcW w:w="2212" w:type="dxa"/>
+          </w:tcPr>
+          <w:p>
+            <w:pPr>
+              <w:pStyle w:val="af0"/>
+            </w:pPr>
+            <w:r>
+              <w:t>М10.К5</w:t>
+            </w:r>
+          </w:p>
+        </w:tc>
+        <w:tc>
+          <w:tcPr>
+            <w:tcW w:w="4914" w:type="dxa"/>
+          </w:tcPr>
+          <w:p>
+            <w:pPr>
+              <w:pStyle w:val="af0"/>
+              <w:jc w:val="left"/>
+            </w:pPr>
+            <w:r>
+              <w:t>ПС: Пуск</w:t>
+            </w:r>
+          </w:p>
+        </w:tc>
+      </w:tr>
+      <w:tr>
+        <w:tc>
+          <w:tcPr>
+            <w:tcW w:w="2479" w:type="dxa"/>
+          </w:tcPr>
+          <w:p>
+            <w:pPr>
+              <w:pStyle w:val="af0"/>
+            </w:pPr>
+            <w:r>
+              <w:t>М10</w:t>
+            </w:r>
+            <w:r>
+              <w:rPr>
+                <w:lang w:val="en-US"/>
+              </w:rPr>
+              <w:t>.X</w:t>
+            </w:r>
+            <w:r>
+              <w:t>В</w:t>
+            </w:r>
+            <w:r>
+              <w:rPr>
+                <w:lang w:val="en-US"/>
+              </w:rPr>
+              <w:t xml:space="preserve">:10 – </w:t>
+            </w:r>
+            <w:r>
+              <w:t>М10</w:t>
+            </w:r>
+            <w:r>
+              <w:rPr>
+                <w:lang w:val="en-US"/>
+              </w:rPr>
+              <w:t>.XB:9</w:t>
+            </w:r>
+          </w:p>
+        </w:tc>
+        <w:tc>
+          <w:tcPr>
+            <w:tcW w:w="2212" w:type="dxa"/>
+          </w:tcPr>
+          <w:p>
+            <w:pPr>
+              <w:pStyle w:val="af0"/>
+            </w:pPr>
+            <w:r>
+              <w:t>М10.К</w:t>
+            </w:r>
+            <w:r>
+              <w:rPr>
+                <w:lang w:val="en-US"/>
+              </w:rPr>
+              <w:t>6</w:t>
+            </w:r>
+          </w:p>
+        </w:tc>
+        <w:tc>
+          <w:tcPr>
+            <w:tcW w:w="4914" w:type="dxa"/>
+          </w:tcPr>
+          <w:p>
+            <w:pPr>
+              <w:pStyle w:val="af0"/>
+              <w:jc w:val="left"/>
+            </w:pPr>
+            <w:r>
+              <w:t>Резерв</w:t>
+            </w:r>
+          </w:p>
+        </w:tc>
+      </w:tr>
+      <w:tr>
+        <w:tc>
+          <w:tcPr>
+            <w:tcW w:w="2479" w:type="dxa"/>
+          </w:tcPr>
+          <w:p>
+            <w:pPr>
+              <w:pStyle w:val="af0"/>
+            </w:pPr>
+            <w:r>
+              <w:t>М10</w:t>
+            </w:r>
+            <w:r>
+              <w:rPr>
+                <w:lang w:val="en-US"/>
+              </w:rPr>
+              <w:t>.X</w:t>
+            </w:r>
+            <w:r>
+              <w:t>В</w:t>
+            </w:r>
+            <w:r>
+              <w:rPr>
+                <w:lang w:val="en-US"/>
+              </w:rPr>
+              <w:t xml:space="preserve">:13 – </w:t>
+            </w:r>
+            <w:r>
+              <w:t>М10</w:t>
+            </w:r>
+            <w:r>
+              <w:rPr>
+                <w:lang w:val="en-US"/>
+              </w:rPr>
+              <w:t>.XB:12</w:t>
+            </w:r>
+          </w:p>
+        </w:tc>
+        <w:tc>
+          <w:tcPr>
+            <w:tcW w:w="2212" w:type="dxa"/>
+          </w:tcPr>
+          <w:p>
+            <w:pPr>
+              <w:pStyle w:val="af0"/>
+            </w:pPr>
+            <w:r>
+              <w:t>М10.К</w:t>
+            </w:r>
+            <w:r>
+              <w:rPr>
+                <w:lang w:val="en-US"/>
+              </w:rPr>
+              <w:t>7</w:t>
+            </w:r>
+          </w:p>
+        </w:tc>
+        <w:tc>
+          <w:tcPr>
+            <w:tcW w:w="4914" w:type="dxa"/>
+          </w:tcPr>
+          <w:p>
+            <w:pPr>
+              <w:pStyle w:val="af0"/>
+              <w:jc w:val="left"/>
+            </w:pPr>
+            <w:r>
+              <w:t>Резерв</w:t>
+            </w:r>
+          </w:p>
+        </w:tc>
+      </w:tr>
+      <w:tr>
+        <w:tc>
+          <w:tcPr>
+            <w:tcW w:w="2479" w:type="dxa"/>
+          </w:tcPr>
+          <w:p>
+            <w:pPr>
+              <w:pStyle w:val="af0"/>
+            </w:pPr>
+            <w:r>
+              <w:t>М10</w:t>
+            </w:r>
+            <w:r>
+              <w:rPr>
+                <w:lang w:val="en-US"/>
+              </w:rPr>
+              <w:t>.X</w:t>
+            </w:r>
+            <w:r>
+              <w:t>В</w:t>
+            </w:r>
+            <w:r>
+              <w:rPr>
+                <w:lang w:val="en-US"/>
+              </w:rPr>
+              <w:t xml:space="preserve">:16 – </w:t>
+            </w:r>
+            <w:r>
+              <w:t>М10</w:t>
+            </w:r>
+            <w:r>
+              <w:rPr>
+                <w:lang w:val="en-US"/>
+              </w:rPr>
+              <w:t>.XB:15</w:t>
+            </w:r>
+          </w:p>
+        </w:tc>
+        <w:tc>
+          <w:tcPr>
+            <w:tcW w:w="2212" w:type="dxa"/>
+          </w:tcPr>
+          <w:p>
+            <w:pPr>
+              <w:pStyle w:val="af0"/>
+            </w:pPr>
+            <w:r>
+              <w:t>М10.К8</w:t>
+            </w:r>
+          </w:p>
+        </w:tc>
+        <w:tc>
+          <w:tcPr>
+            <w:tcW w:w="4914" w:type="dxa"/>
+          </w:tcPr>
+          <w:p>
+            <w:pPr>
+              <w:pStyle w:val="af0"/>
+              <w:jc w:val="left"/>
+            </w:pPr>
+            <w:r>
+              <w:t>Резерв</w:t>
+            </w:r>
+          </w:p>
+        </w:tc>
+      </w:tr>
+    </w:tbl>
+    <w:p>
+      <w:pPr>
+        <w:pStyle w:val="a"/>
+      </w:pPr>
+      <w:bookmarkStart w:id="29" w:name="_Ref195520014"/>
+      <w:r>
+        <w:t xml:space="preserve">Выходные реле устройства ЮНИТ-М300 для проверки </w:t>
+      </w:r>
+      <w:r>
+        <w:t>КП</w:t>
+      </w:r>
+      <w:bookmarkEnd w:id="29"/>
+    </w:p>
+    <w:tbl>
+      <w:tblPr>
+        <w:tblStyle w:val="21"/>
+        <w:tblW w:w="0" w:type="auto"/>
+        <w:tblLook w:val="04A0" w:firstRow="1" w:lastRow="0" w:firstColumn="1" w:lastColumn="0" w:noHBand="0" w:noVBand="1"/>
+      </w:tblPr>
+      <w:tblGrid>
+        <w:gridCol w:w="2479"/>
+        <w:gridCol w:w="2212"/>
+        <w:gridCol w:w="4914"/>
+      </w:tblGrid>
+      <w:tr>
+        <w:trPr>
+          <w:cnfStyle w:val="100000000000" w:firstRow="1" w:lastRow="0" w:firstColumn="0" w:lastColumn="0" w:oddVBand="0" w:evenVBand="0" w:oddHBand="0" w:evenHBand="0" w:firstRowFirstColumn="0" w:firstRowLastColumn="0" w:lastRowFirstColumn="0" w:lastRowLastColumn="0"/>
+          <w:tblHeader/>
+        </w:trPr>
+        <w:tc>
+          <w:tcPr>
+            <w:tcW w:w="2479" w:type="dxa"/>
+          </w:tcPr>
+          <w:p>
+            <w:pPr>
+              <w:rPr>
+                <w:b w:val="0"/>
+              </w:rPr>
+            </w:pPr>
+            <w:r>
+              <w:rPr>
+                <w:b w:val="0"/>
+              </w:rPr>
+              <w:t>Клеммы на устройстве</w:t>
+            </w:r>
+          </w:p>
+        </w:tc>
+        <w:tc>
+          <w:tcPr>
+            <w:tcW w:w="2212" w:type="dxa"/>
+          </w:tcPr>
+          <w:p>
+            <w:pPr>
+              <w:rPr>
+                <w:b w:val="0"/>
+              </w:rPr>
+            </w:pPr>
+            <w:r>
+              <w:rPr>
+                <w:b w:val="0"/>
+              </w:rPr>
+              <w:t>Номер выходного реле</w:t>
+            </w:r>
+          </w:p>
+        </w:tc>
+        <w:tc>
+          <w:tcPr>
+            <w:tcW w:w="4914" w:type="dxa"/>
+          </w:tcPr>
+          <w:p>
+            <w:pPr>
+              <w:rPr>
+                <w:b w:val="0"/>
+              </w:rPr>
+            </w:pPr>
+            <w:r>
+              <w:rPr>
+                <w:b w:val="0"/>
+              </w:rPr>
+              <w:t>Наименование сигнала на ФСУ</w:t>
+            </w:r>
+          </w:p>
+        </w:tc>
+      </w:tr>
+      <w:tr>
+        <w:tc>
+          <w:tcPr>
+            <w:tcW w:w="2479" w:type="dxa"/>
+          </w:tcPr>
+          <w:p>
+            <w:pPr>
+              <w:pStyle w:val="af0"/>
+            </w:pPr>
+            <w:r>
+              <w:t>М9.</w:t>
+            </w:r>
+            <w:r>
+              <w:rPr>
+                <w:lang w:val="en-US"/>
+              </w:rPr>
+              <w:t>X</w:t>
+            </w:r>
+            <w:r>
+              <w:t>В</w:t>
+            </w:r>
+            <w:r>
+              <w:rPr>
+                <w:lang w:val="en-US"/>
+              </w:rPr>
+              <w:t>:1</w:t>
+            </w:r>
+            <w:r>
+              <w:t xml:space="preserve"> – М9.</w:t>
+            </w:r>
+            <w:r>
+              <w:rPr>
+                <w:lang w:val="en-US"/>
+              </w:rPr>
+              <w:t>XB:2</w:t>
+            </w:r>
+          </w:p>
+        </w:tc>
+        <w:tc>
+          <w:tcPr>
+            <w:tcW w:w="2212" w:type="dxa"/>
+          </w:tcPr>
+          <w:p>
+            <w:pPr>
+              <w:pStyle w:val="af0"/>
+            </w:pPr>
+            <w:r>
+              <w:t>М9.К1</w:t>
+            </w:r>
+          </w:p>
+        </w:tc>
+        <w:tc>
+          <w:tcPr>
+            <w:tcW w:w="4914" w:type="dxa"/>
+            <w:shd w:val="clear" w:color="auto" w:fill="auto"/>
+          </w:tcPr>
+          <w:p>
+            <w:pPr>
+              <w:pStyle w:val="af0"/>
+              <w:jc w:val="left"/>
+            </w:pPr>
+            <w:r>
               <w:t>КП: Ввод</w:t>
             </w:r>
           </w:p>
@@ -14236,13 +14230,13 @@
         </w:numPr>
         <w:ind w:left="709"/>
       </w:pPr>
-      <w:bookmarkStart w:id="28" w:name="_GoBack"/>
-      <w:bookmarkEnd w:id="28"/>
     </w:p>
     <w:p>
       <w:pPr>
         <w:pStyle w:val="a5"/>
       </w:pPr>
+      <w:bookmarkStart w:id="30" w:name="_GoBack"/>
+      <w:bookmarkEnd w:id="30"/>
     </w:p>
     <w:sectPr>
       <w:headerReference w:type="default" r:id="rId14"/>
@@ -16968,7 +16962,7 @@
 </file>
 
 <file path=customXml/itemProps1.xml><?xml version="1.0" encoding="utf-8"?>
-<ds:datastoreItem xmlns:ds="http://schemas.openxmlformats.org/officeDocument/2006/customXml" ds:itemID="{DA7B6076-1A7D-4DAC-BE2B-F0475AFEF1B2}">
+<ds:datastoreItem xmlns:ds="http://schemas.openxmlformats.org/officeDocument/2006/customXml" ds:itemID="{6499F90C-69B6-45A5-B447-3E3B707D6BF3}">
   <ds:schemaRefs>
     <ds:schemaRef ds:uri="http://schemas.openxmlformats.org/officeDocument/2006/bibliography"/>
   </ds:schemaRefs>
